--- a/project.docx
+++ b/project.docx
@@ -95,57 +95,29 @@
               <w:rPr>
                 <w:rFonts w:ascii="Monospac821 BT" w:hAnsi="Monospac821 BT"/>
               </w:rPr>
-              <w:t xml:space="preserve">    </w:t>
-            </w:r>
-            <w:proofErr w:type="gramStart"/>
-            <w:r>
-              <w:rPr>
-                <w:rFonts w:ascii="Monospac821 BT" w:hAnsi="Monospac821 BT"/>
-              </w:rPr>
-              <w:t>prefix[</w:t>
-            </w:r>
-            <w:proofErr w:type="gramEnd"/>
-            <w:r>
-              <w:rPr>
-                <w:rFonts w:ascii="Monospac821 BT" w:hAnsi="Monospac821 BT"/>
-              </w:rPr>
-              <w:t>0] = 0</w:t>
-            </w:r>
-          </w:p>
-          <w:p>
-            <w:pPr>
-              <w:ind w:left="360"/>
-              <w:rPr>
-                <w:rFonts w:ascii="Monospac821 BT" w:hAnsi="Monospac821 BT"/>
-              </w:rPr>
-            </w:pPr>
-          </w:p>
-          <w:p>
-            <w:pPr>
-              <w:ind w:left="360"/>
-              <w:rPr>
-                <w:rFonts w:ascii="Monospac821 BT" w:hAnsi="Monospac821 BT"/>
-              </w:rPr>
-            </w:pPr>
-            <w:r>
-              <w:rPr>
-                <w:rFonts w:ascii="Monospac821 BT" w:hAnsi="Monospac821 BT"/>
-              </w:rPr>
-              <w:t xml:space="preserve">    for i from </w:t>
-            </w:r>
-            <w:proofErr w:type="gramStart"/>
-            <w:r>
-              <w:rPr>
-                <w:rFonts w:ascii="Monospac821 BT" w:hAnsi="Monospac821 BT"/>
-              </w:rPr>
-              <w:t>1</w:t>
-            </w:r>
-            <w:proofErr w:type="gramEnd"/>
-            <w:r>
-              <w:rPr>
-                <w:rFonts w:ascii="Monospac821 BT" w:hAnsi="Monospac821 BT"/>
-              </w:rPr>
-              <w:t xml:space="preserve"> to n:</w:t>
+              <w:t xml:space="preserve">    prefix[0] = 0</w:t>
+            </w:r>
+          </w:p>
+          <w:p>
+            <w:pPr>
+              <w:ind w:left="360"/>
+              <w:rPr>
+                <w:rFonts w:ascii="Monospac821 BT" w:hAnsi="Monospac821 BT"/>
+              </w:rPr>
+            </w:pPr>
+          </w:p>
+          <w:p>
+            <w:pPr>
+              <w:ind w:left="360"/>
+              <w:rPr>
+                <w:rFonts w:ascii="Monospac821 BT" w:hAnsi="Monospac821 BT"/>
+              </w:rPr>
+            </w:pPr>
+            <w:r>
+              <w:rPr>
+                <w:rFonts w:ascii="Monospac821 BT" w:hAnsi="Monospac821 BT"/>
+              </w:rPr>
+              <w:t xml:space="preserve">    for i from 1 to n:</w:t>
             </w:r>
           </w:p>
           <w:p>
@@ -260,49 +232,21 @@
               <w:rPr>
                 <w:rFonts w:ascii="Monospac821 BT" w:hAnsi="Monospac821 BT"/>
               </w:rPr>
-              <w:t xml:space="preserve">    for i from </w:t>
-            </w:r>
-            <w:proofErr w:type="gramStart"/>
-            <w:r>
-              <w:rPr>
-                <w:rFonts w:ascii="Monospac821 BT" w:hAnsi="Monospac821 BT"/>
-              </w:rPr>
-              <w:t>0</w:t>
-            </w:r>
-            <w:proofErr w:type="gramEnd"/>
-            <w:r>
-              <w:rPr>
-                <w:rFonts w:ascii="Monospac821 BT" w:hAnsi="Monospac821 BT"/>
-              </w:rPr>
-              <w:t xml:space="preserve"> to n:</w:t>
-            </w:r>
-          </w:p>
-          <w:p>
-            <w:pPr>
-              <w:ind w:left="360"/>
-              <w:rPr>
-                <w:rFonts w:ascii="Monospac821 BT" w:hAnsi="Monospac821 BT"/>
-              </w:rPr>
-            </w:pPr>
-            <w:r>
-              <w:rPr>
-                <w:rFonts w:ascii="Monospac821 BT" w:hAnsi="Monospac821 BT"/>
-              </w:rPr>
-              <w:t xml:space="preserve">        for j from i+1 </w:t>
-            </w:r>
-            <w:proofErr w:type="spellStart"/>
-            <w:r>
-              <w:rPr>
-                <w:rFonts w:ascii="Monospac821 BT" w:hAnsi="Monospac821 BT"/>
-              </w:rPr>
-              <w:t>to n</w:t>
-            </w:r>
-            <w:proofErr w:type="spellEnd"/>
-            <w:r>
-              <w:rPr>
-                <w:rFonts w:ascii="Monospac821 BT" w:hAnsi="Monospac821 BT"/>
-              </w:rPr>
-              <w:t>:</w:t>
+              <w:t xml:space="preserve">    for i from 0 to n:</w:t>
+            </w:r>
+          </w:p>
+          <w:p>
+            <w:pPr>
+              <w:ind w:left="360"/>
+              <w:rPr>
+                <w:rFonts w:ascii="Monospac821 BT" w:hAnsi="Monospac821 BT"/>
+              </w:rPr>
+            </w:pPr>
+            <w:r>
+              <w:rPr>
+                <w:rFonts w:ascii="Monospac821 BT" w:hAnsi="Monospac821 BT"/>
+              </w:rPr>
+              <w:t xml:space="preserve">        for j from i+1 to n:</w:t>
             </w:r>
           </w:p>
           <w:p>
@@ -330,21 +274,7 @@
               <w:rPr>
                 <w:rFonts w:ascii="Monospac821 BT" w:hAnsi="Monospac821 BT"/>
               </w:rPr>
-              <w:t xml:space="preserve">                maxLen = </w:t>
-            </w:r>
-            <w:proofErr w:type="gramStart"/>
-            <w:r>
-              <w:rPr>
-                <w:rFonts w:ascii="Monospac821 BT" w:hAnsi="Monospac821 BT"/>
-              </w:rPr>
-              <w:t>max(</w:t>
-            </w:r>
-            <w:proofErr w:type="gramEnd"/>
-            <w:r>
-              <w:rPr>
-                <w:rFonts w:ascii="Monospac821 BT" w:hAnsi="Monospac821 BT"/>
-              </w:rPr>
-              <w:t>maxLen, j - i)</w:t>
+              <w:t xml:space="preserve">                maxLen = max(maxLen, j - i)</w:t>
             </w:r>
           </w:p>
           <w:p>
@@ -500,25 +430,25 @@
                 <w:sz w:val="28"/>
                 <w:szCs w:val="28"/>
               </w:rPr>
-              <w:t xml:space="preserve">    for i in </w:t>
-            </w:r>
-            <w:proofErr w:type="gramStart"/>
-            <w:r>
+              <w:t xml:space="preserve">    for i in range(1, n + 1):</w:t>
+            </w:r>
+          </w:p>
+          <w:p>
+            <w:pPr>
+              <w:ind w:left="360"/>
               <w:rPr>
                 <w:color w:val="000000" w:themeColor="text1"/>
                 <w:sz w:val="28"/>
                 <w:szCs w:val="28"/>
               </w:rPr>
-              <w:t>range(</w:t>
-            </w:r>
-            <w:proofErr w:type="gramEnd"/>
+            </w:pPr>
             <w:r>
               <w:rPr>
                 <w:color w:val="000000" w:themeColor="text1"/>
                 <w:sz w:val="28"/>
                 <w:szCs w:val="28"/>
               </w:rPr>
-              <w:t>1, n + 1):</w:t>
+              <w:t xml:space="preserve">        if nums[i - 1] == 0:</w:t>
             </w:r>
           </w:p>
           <w:p>
@@ -536,25 +466,25 @@
                 <w:sz w:val="28"/>
                 <w:szCs w:val="28"/>
               </w:rPr>
-              <w:t xml:space="preserve">        if </w:t>
-            </w:r>
-            <w:proofErr w:type="gramStart"/>
-            <w:r>
+              <w:t xml:space="preserve">            prefix[i] = prefix[i - 1] - 1</w:t>
+            </w:r>
+          </w:p>
+          <w:p>
+            <w:pPr>
+              <w:ind w:left="360"/>
               <w:rPr>
                 <w:color w:val="000000" w:themeColor="text1"/>
                 <w:sz w:val="28"/>
                 <w:szCs w:val="28"/>
               </w:rPr>
-              <w:t>nums[</w:t>
-            </w:r>
-            <w:proofErr w:type="gramEnd"/>
+            </w:pPr>
             <w:r>
               <w:rPr>
                 <w:color w:val="000000" w:themeColor="text1"/>
                 <w:sz w:val="28"/>
                 <w:szCs w:val="28"/>
               </w:rPr>
-              <w:t>i - 1] == 0:</w:t>
+              <w:t xml:space="preserve">        else:</w:t>
             </w:r>
           </w:p>
           <w:p>
@@ -572,44 +502,46 @@
                 <w:sz w:val="28"/>
                 <w:szCs w:val="28"/>
               </w:rPr>
-              <w:t xml:space="preserve">            prefix[i] = </w:t>
-            </w:r>
-            <w:proofErr w:type="gramStart"/>
-            <w:r>
+              <w:t xml:space="preserve">            prefix[i] = prefix[i - 1] + 1</w:t>
+            </w:r>
+          </w:p>
+          <w:p>
+            <w:pPr>
+              <w:ind w:left="360"/>
               <w:rPr>
                 <w:color w:val="000000" w:themeColor="text1"/>
                 <w:sz w:val="28"/>
                 <w:szCs w:val="28"/>
               </w:rPr>
-              <w:t>prefix[</w:t>
-            </w:r>
-            <w:proofErr w:type="gramEnd"/>
-            <w:r>
+            </w:pPr>
+          </w:p>
+          <w:p>
+            <w:pPr>
+              <w:ind w:left="360"/>
               <w:rPr>
                 <w:color w:val="000000" w:themeColor="text1"/>
                 <w:sz w:val="28"/>
                 <w:szCs w:val="28"/>
               </w:rPr>
-              <w:t>i - 1] - 1</w:t>
-            </w:r>
-          </w:p>
-          <w:p>
-            <w:pPr>
-              <w:ind w:left="360"/>
+            </w:pPr>
+            <w:r>
               <w:rPr>
                 <w:color w:val="000000" w:themeColor="text1"/>
                 <w:sz w:val="28"/>
                 <w:szCs w:val="28"/>
               </w:rPr>
-            </w:pPr>
-            <w:r>
+              <w:t xml:space="preserve">    max_len = 0</w:t>
+            </w:r>
+          </w:p>
+          <w:p>
+            <w:pPr>
+              <w:ind w:left="360"/>
               <w:rPr>
                 <w:color w:val="000000" w:themeColor="text1"/>
                 <w:sz w:val="28"/>
                 <w:szCs w:val="28"/>
               </w:rPr>
-              <w:t xml:space="preserve">        else:</w:t>
-            </w:r>
+            </w:pPr>
           </w:p>
           <w:p>
             <w:pPr>
@@ -626,25 +558,25 @@
                 <w:sz w:val="28"/>
                 <w:szCs w:val="28"/>
               </w:rPr>
-              <w:t xml:space="preserve">            prefix[i] = </w:t>
-            </w:r>
-            <w:proofErr w:type="gramStart"/>
-            <w:r>
+              <w:t xml:space="preserve">    for i in range(n + 1):</w:t>
+            </w:r>
+          </w:p>
+          <w:p>
+            <w:pPr>
+              <w:ind w:left="360"/>
               <w:rPr>
                 <w:color w:val="000000" w:themeColor="text1"/>
                 <w:sz w:val="28"/>
                 <w:szCs w:val="28"/>
               </w:rPr>
-              <w:t>prefix[</w:t>
-            </w:r>
-            <w:proofErr w:type="gramEnd"/>
+            </w:pPr>
             <w:r>
               <w:rPr>
                 <w:color w:val="000000" w:themeColor="text1"/>
                 <w:sz w:val="28"/>
                 <w:szCs w:val="28"/>
               </w:rPr>
-              <w:t>i - 1] + 1</w:t>
+              <w:t xml:space="preserve">        for j in range(i + 1, n + 1):</w:t>
             </w:r>
           </w:p>
           <w:p>
@@ -656,159 +588,31 @@
                 <w:szCs w:val="28"/>
               </w:rPr>
             </w:pPr>
-          </w:p>
-          <w:p>
-            <w:pPr>
-              <w:ind w:left="360"/>
+            <w:r>
               <w:rPr>
                 <w:color w:val="000000" w:themeColor="text1"/>
                 <w:sz w:val="28"/>
                 <w:szCs w:val="28"/>
               </w:rPr>
-            </w:pPr>
-            <w:r>
+              <w:t xml:space="preserve">            if prefix[i] == prefix[j]:</w:t>
+            </w:r>
+          </w:p>
+          <w:p>
+            <w:pPr>
+              <w:ind w:left="360"/>
               <w:rPr>
                 <w:color w:val="000000" w:themeColor="text1"/>
                 <w:sz w:val="28"/>
                 <w:szCs w:val="28"/>
               </w:rPr>
-              <w:t xml:space="preserve">    max_len = 0</w:t>
-            </w:r>
-          </w:p>
-          <w:p>
-            <w:pPr>
-              <w:ind w:left="360"/>
+            </w:pPr>
+            <w:r>
               <w:rPr>
                 <w:color w:val="000000" w:themeColor="text1"/>
                 <w:sz w:val="28"/>
                 <w:szCs w:val="28"/>
               </w:rPr>
-            </w:pPr>
-          </w:p>
-          <w:p>
-            <w:pPr>
-              <w:ind w:left="360"/>
-              <w:rPr>
-                <w:color w:val="000000" w:themeColor="text1"/>
-                <w:sz w:val="28"/>
-                <w:szCs w:val="28"/>
-              </w:rPr>
-            </w:pPr>
-            <w:r>
-              <w:rPr>
-                <w:color w:val="000000" w:themeColor="text1"/>
-                <w:sz w:val="28"/>
-                <w:szCs w:val="28"/>
-              </w:rPr>
-              <w:t xml:space="preserve">    for i in </w:t>
-            </w:r>
-            <w:proofErr w:type="gramStart"/>
-            <w:r>
-              <w:rPr>
-                <w:color w:val="000000" w:themeColor="text1"/>
-                <w:sz w:val="28"/>
-                <w:szCs w:val="28"/>
-              </w:rPr>
-              <w:t>range(</w:t>
-            </w:r>
-            <w:proofErr w:type="gramEnd"/>
-            <w:r>
-              <w:rPr>
-                <w:color w:val="000000" w:themeColor="text1"/>
-                <w:sz w:val="28"/>
-                <w:szCs w:val="28"/>
-              </w:rPr>
-              <w:t>n + 1):</w:t>
-            </w:r>
-          </w:p>
-          <w:p>
-            <w:pPr>
-              <w:ind w:left="360"/>
-              <w:rPr>
-                <w:color w:val="000000" w:themeColor="text1"/>
-                <w:sz w:val="28"/>
-                <w:szCs w:val="28"/>
-              </w:rPr>
-            </w:pPr>
-            <w:r>
-              <w:rPr>
-                <w:color w:val="000000" w:themeColor="text1"/>
-                <w:sz w:val="28"/>
-                <w:szCs w:val="28"/>
-              </w:rPr>
-              <w:t xml:space="preserve">        for j in </w:t>
-            </w:r>
-            <w:proofErr w:type="gramStart"/>
-            <w:r>
-              <w:rPr>
-                <w:color w:val="000000" w:themeColor="text1"/>
-                <w:sz w:val="28"/>
-                <w:szCs w:val="28"/>
-              </w:rPr>
-              <w:t>range(</w:t>
-            </w:r>
-            <w:proofErr w:type="gramEnd"/>
-            <w:r>
-              <w:rPr>
-                <w:color w:val="000000" w:themeColor="text1"/>
-                <w:sz w:val="28"/>
-                <w:szCs w:val="28"/>
-              </w:rPr>
-              <w:t>i + 1, n + 1):</w:t>
-            </w:r>
-          </w:p>
-          <w:p>
-            <w:pPr>
-              <w:ind w:left="360"/>
-              <w:rPr>
-                <w:color w:val="000000" w:themeColor="text1"/>
-                <w:sz w:val="28"/>
-                <w:szCs w:val="28"/>
-              </w:rPr>
-            </w:pPr>
-            <w:r>
-              <w:rPr>
-                <w:color w:val="000000" w:themeColor="text1"/>
-                <w:sz w:val="28"/>
-                <w:szCs w:val="28"/>
-              </w:rPr>
-              <w:t xml:space="preserve">            if prefix[i] == prefix[j]:</w:t>
-            </w:r>
-          </w:p>
-          <w:p>
-            <w:pPr>
-              <w:ind w:left="360"/>
-              <w:rPr>
-                <w:color w:val="000000" w:themeColor="text1"/>
-                <w:sz w:val="28"/>
-                <w:szCs w:val="28"/>
-              </w:rPr>
-            </w:pPr>
-            <w:r>
-              <w:rPr>
-                <w:color w:val="000000" w:themeColor="text1"/>
-                <w:sz w:val="28"/>
-                <w:szCs w:val="28"/>
-              </w:rPr>
-              <w:t xml:space="preserve">                max_len = </w:t>
-            </w:r>
-            <w:proofErr w:type="gramStart"/>
-            <w:r>
-              <w:rPr>
-                <w:color w:val="000000" w:themeColor="text1"/>
-                <w:sz w:val="28"/>
-                <w:szCs w:val="28"/>
-              </w:rPr>
-              <w:t>max(</w:t>
-            </w:r>
-            <w:proofErr w:type="gramEnd"/>
-            <w:r>
-              <w:rPr>
-                <w:color w:val="000000" w:themeColor="text1"/>
-                <w:sz w:val="28"/>
-                <w:szCs w:val="28"/>
-              </w:rPr>
-              <w:t>max_len, j - i)</w:t>
+              <w:t xml:space="preserve">                max_len = max(max_len, j - i)</w:t>
             </w:r>
           </w:p>
           <w:p>
@@ -1059,6 +863,9 @@
             <m:t>​⋅n</m:t>
           </m:r>
           <m:r>
+            <m:rPr>
+              <m:sty m:val="p"/>
+            </m:rPr>
             <w:rPr>
               <w:rFonts w:eastAsiaTheme="minorEastAsia"/>
             </w:rPr>
@@ -1187,6 +994,9 @@
             </m:den>
           </m:f>
           <m:r>
+            <m:rPr>
+              <m:sty m:val="p"/>
+            </m:rPr>
             <w:rPr>
               <w:rFonts w:eastAsiaTheme="minorEastAsia"/>
             </w:rPr>
@@ -1391,6 +1201,9 @@
             </m:den>
           </m:f>
           <m:r>
+            <m:rPr>
+              <m:sty m:val="p"/>
+            </m:rPr>
             <w:rPr>
               <w:rFonts w:eastAsiaTheme="minorEastAsia"/>
             </w:rPr>
@@ -1488,10 +1301,7 @@
       </w:pPr>
       <w:r>
         <w:lastRenderedPageBreak/>
-        <w:t>2</w:t>
-      </w:r>
-      <w:r>
-        <w:t>- recursive:</w:t>
+        <w:t>2- recursive:</w:t>
       </w:r>
     </w:p>
     <w:p>
@@ -1797,89 +1607,35 @@
                 <w:sz w:val="28"/>
                 <w:szCs w:val="28"/>
               </w:rPr>
-              <w:t xml:space="preserve">            maxLen = </w:t>
-            </w:r>
-            <w:proofErr w:type="gramStart"/>
-            <w:r>
-              <w:rPr>
-                <w:rFonts w:ascii="Monospac821 BT" w:hAnsi="Monospac821 BT"/>
-                <w:sz w:val="28"/>
-                <w:szCs w:val="28"/>
-              </w:rPr>
-              <w:t>max(</w:t>
-            </w:r>
-            <w:proofErr w:type="gramEnd"/>
-            <w:r>
-              <w:rPr>
-                <w:rFonts w:ascii="Monospac821 BT" w:hAnsi="Monospac821 BT"/>
-                <w:sz w:val="28"/>
-                <w:szCs w:val="28"/>
-              </w:rPr>
-              <w:t>maxLen, i - start + 1)</w:t>
-            </w:r>
-          </w:p>
-          <w:p>
-            <w:pPr>
-              <w:ind w:left="360"/>
-              <w:rPr>
-                <w:rFonts w:ascii="Monospac821 BT" w:hAnsi="Monospac821 BT"/>
-                <w:sz w:val="28"/>
-                <w:szCs w:val="28"/>
-              </w:rPr>
-            </w:pPr>
-          </w:p>
-          <w:p>
-            <w:pPr>
-              <w:ind w:left="360"/>
-              <w:rPr>
-                <w:rFonts w:ascii="Monospac821 BT" w:hAnsi="Monospac821 BT"/>
-                <w:sz w:val="28"/>
-                <w:szCs w:val="28"/>
-              </w:rPr>
-            </w:pPr>
-            <w:r>
-              <w:rPr>
-                <w:rFonts w:ascii="Monospac821 BT" w:hAnsi="Monospac821 BT"/>
-                <w:sz w:val="28"/>
-                <w:szCs w:val="28"/>
-              </w:rPr>
-              <w:t xml:space="preserve">    return </w:t>
-            </w:r>
-            <w:proofErr w:type="gramStart"/>
-            <w:r>
-              <w:rPr>
-                <w:rFonts w:ascii="Monospac821 BT" w:hAnsi="Monospac821 BT"/>
-                <w:sz w:val="28"/>
-                <w:szCs w:val="28"/>
-              </w:rPr>
-              <w:t>max(</w:t>
-            </w:r>
-            <w:proofErr w:type="gramEnd"/>
-            <w:r>
-              <w:rPr>
-                <w:rFonts w:ascii="Monospac821 BT" w:hAnsi="Monospac821 BT"/>
-                <w:sz w:val="28"/>
-                <w:szCs w:val="28"/>
-              </w:rPr>
-              <w:t xml:space="preserve">maxLen, </w:t>
-            </w:r>
-            <w:proofErr w:type="gramStart"/>
-            <w:r>
-              <w:rPr>
-                <w:rFonts w:ascii="Monospac821 BT" w:hAnsi="Monospac821 BT"/>
-                <w:sz w:val="28"/>
-                <w:szCs w:val="28"/>
-              </w:rPr>
-              <w:t>helper(</w:t>
-            </w:r>
-            <w:proofErr w:type="gramEnd"/>
-            <w:r>
-              <w:rPr>
-                <w:rFonts w:ascii="Monospac821 BT" w:hAnsi="Monospac821 BT"/>
-                <w:sz w:val="28"/>
-                <w:szCs w:val="28"/>
-              </w:rPr>
-              <w:t>nums, start + 1))</w:t>
+              <w:t xml:space="preserve">            maxLen = max(maxLen, i - start + 1)</w:t>
+            </w:r>
+          </w:p>
+          <w:p>
+            <w:pPr>
+              <w:ind w:left="360"/>
+              <w:rPr>
+                <w:rFonts w:ascii="Monospac821 BT" w:hAnsi="Monospac821 BT"/>
+                <w:sz w:val="28"/>
+                <w:szCs w:val="28"/>
+              </w:rPr>
+            </w:pPr>
+          </w:p>
+          <w:p>
+            <w:pPr>
+              <w:ind w:left="360"/>
+              <w:rPr>
+                <w:rFonts w:ascii="Monospac821 BT" w:hAnsi="Monospac821 BT"/>
+                <w:sz w:val="28"/>
+                <w:szCs w:val="28"/>
+              </w:rPr>
+            </w:pPr>
+            <w:r>
+              <w:rPr>
+                <w:rFonts w:ascii="Monospac821 BT" w:hAnsi="Monospac821 BT"/>
+                <w:sz w:val="28"/>
+                <w:szCs w:val="28"/>
+              </w:rPr>
+              <w:t xml:space="preserve">    return max(maxLen, helper(nums, start + 1))</w:t>
             </w:r>
           </w:p>
         </w:tc>
@@ -2186,25 +1942,7 @@
                 <w:sz w:val="28"/>
                 <w:szCs w:val="28"/>
               </w:rPr>
-              <w:t xml:space="preserve">        for i in </w:t>
-            </w:r>
-            <w:proofErr w:type="gramStart"/>
-            <w:r>
-              <w:rPr>
-                <w:rFonts w:ascii="Monospac821 BT" w:hAnsi="Monospac821 BT"/>
-                <w:sz w:val="28"/>
-                <w:szCs w:val="28"/>
-              </w:rPr>
-              <w:t>range(</w:t>
-            </w:r>
-            <w:proofErr w:type="gramEnd"/>
-            <w:r>
-              <w:rPr>
-                <w:rFonts w:ascii="Monospac821 BT" w:hAnsi="Monospac821 BT"/>
-                <w:sz w:val="28"/>
-                <w:szCs w:val="28"/>
-              </w:rPr>
-              <w:t>start, len(nums)):</w:t>
+              <w:t xml:space="preserve">        for i in range(start, len(nums)):</w:t>
             </w:r>
           </w:p>
           <w:p>
@@ -2322,135 +2060,63 @@
                 <w:sz w:val="28"/>
                 <w:szCs w:val="28"/>
               </w:rPr>
-              <w:t xml:space="preserve">                max_len = </w:t>
-            </w:r>
-            <w:proofErr w:type="gramStart"/>
-            <w:r>
-              <w:rPr>
-                <w:rFonts w:ascii="Monospac821 BT" w:hAnsi="Monospac821 BT"/>
-                <w:sz w:val="28"/>
-                <w:szCs w:val="28"/>
-              </w:rPr>
-              <w:t>max(</w:t>
-            </w:r>
-            <w:proofErr w:type="gramEnd"/>
-            <w:r>
-              <w:rPr>
-                <w:rFonts w:ascii="Monospac821 BT" w:hAnsi="Monospac821 BT"/>
-                <w:sz w:val="28"/>
-                <w:szCs w:val="28"/>
-              </w:rPr>
-              <w:t>max_len, i - start + 1)</w:t>
-            </w:r>
-          </w:p>
-          <w:p>
-            <w:pPr>
-              <w:ind w:left="360"/>
-              <w:rPr>
-                <w:rFonts w:ascii="Monospac821 BT" w:hAnsi="Monospac821 BT"/>
-                <w:sz w:val="28"/>
-                <w:szCs w:val="28"/>
-              </w:rPr>
-            </w:pPr>
-          </w:p>
-          <w:p>
-            <w:pPr>
-              <w:ind w:left="360"/>
-              <w:rPr>
-                <w:rFonts w:ascii="Monospac821 BT" w:hAnsi="Monospac821 BT"/>
-                <w:sz w:val="28"/>
-                <w:szCs w:val="28"/>
-              </w:rPr>
-            </w:pPr>
-            <w:r>
-              <w:rPr>
-                <w:rFonts w:ascii="Monospac821 BT" w:hAnsi="Monospac821 BT"/>
-                <w:sz w:val="28"/>
-                <w:szCs w:val="28"/>
-              </w:rPr>
-              <w:t xml:space="preserve">        return </w:t>
-            </w:r>
-            <w:proofErr w:type="gramStart"/>
-            <w:r>
-              <w:rPr>
-                <w:rFonts w:ascii="Monospac821 BT" w:hAnsi="Monospac821 BT"/>
-                <w:sz w:val="28"/>
-                <w:szCs w:val="28"/>
-              </w:rPr>
-              <w:t>max(</w:t>
-            </w:r>
-            <w:proofErr w:type="gramEnd"/>
-            <w:r>
-              <w:rPr>
-                <w:rFonts w:ascii="Monospac821 BT" w:hAnsi="Monospac821 BT"/>
-                <w:sz w:val="28"/>
-                <w:szCs w:val="28"/>
-              </w:rPr>
-              <w:t xml:space="preserve">max_len, </w:t>
-            </w:r>
-            <w:proofErr w:type="gramStart"/>
-            <w:r>
-              <w:rPr>
-                <w:rFonts w:ascii="Monospac821 BT" w:hAnsi="Monospac821 BT"/>
-                <w:sz w:val="28"/>
-                <w:szCs w:val="28"/>
-              </w:rPr>
-              <w:t>helper(</w:t>
-            </w:r>
-            <w:proofErr w:type="gramEnd"/>
-            <w:r>
-              <w:rPr>
-                <w:rFonts w:ascii="Monospac821 BT" w:hAnsi="Monospac821 BT"/>
-                <w:sz w:val="28"/>
-                <w:szCs w:val="28"/>
-              </w:rPr>
-              <w:t>start + 1))</w:t>
-            </w:r>
-          </w:p>
-          <w:p>
-            <w:pPr>
-              <w:ind w:left="360"/>
-              <w:rPr>
-                <w:rFonts w:ascii="Monospac821 BT" w:hAnsi="Monospac821 BT"/>
-                <w:sz w:val="28"/>
-                <w:szCs w:val="28"/>
-              </w:rPr>
-            </w:pPr>
-          </w:p>
-          <w:p>
-            <w:pPr>
-              <w:ind w:left="360"/>
-              <w:rPr>
-                <w:rFonts w:ascii="Monospac821 BT" w:hAnsi="Monospac821 BT"/>
-                <w:sz w:val="28"/>
-                <w:szCs w:val="28"/>
-              </w:rPr>
-            </w:pPr>
-            <w:r>
-              <w:rPr>
-                <w:rFonts w:ascii="Monospac821 BT" w:hAnsi="Monospac821 BT"/>
-                <w:sz w:val="28"/>
-                <w:szCs w:val="28"/>
-              </w:rPr>
-              <w:t xml:space="preserve">    return </w:t>
-            </w:r>
-            <w:proofErr w:type="gramStart"/>
-            <w:r>
-              <w:rPr>
-                <w:rFonts w:ascii="Monospac821 BT" w:hAnsi="Monospac821 BT"/>
-                <w:sz w:val="28"/>
-                <w:szCs w:val="28"/>
-              </w:rPr>
-              <w:t>helper(</w:t>
-            </w:r>
-            <w:proofErr w:type="gramEnd"/>
-            <w:r>
-              <w:rPr>
-                <w:rFonts w:ascii="Monospac821 BT" w:hAnsi="Monospac821 BT"/>
-                <w:sz w:val="28"/>
-                <w:szCs w:val="28"/>
-              </w:rPr>
-              <w:t>0)</w:t>
+              <w:t xml:space="preserve">                max_len = max(max_len, i - start + 1)</w:t>
+            </w:r>
+          </w:p>
+          <w:p>
+            <w:pPr>
+              <w:ind w:left="360"/>
+              <w:rPr>
+                <w:rFonts w:ascii="Monospac821 BT" w:hAnsi="Monospac821 BT"/>
+                <w:sz w:val="28"/>
+                <w:szCs w:val="28"/>
+              </w:rPr>
+            </w:pPr>
+          </w:p>
+          <w:p>
+            <w:pPr>
+              <w:ind w:left="360"/>
+              <w:rPr>
+                <w:rFonts w:ascii="Monospac821 BT" w:hAnsi="Monospac821 BT"/>
+                <w:sz w:val="28"/>
+                <w:szCs w:val="28"/>
+              </w:rPr>
+            </w:pPr>
+            <w:r>
+              <w:rPr>
+                <w:rFonts w:ascii="Monospac821 BT" w:hAnsi="Monospac821 BT"/>
+                <w:sz w:val="28"/>
+                <w:szCs w:val="28"/>
+              </w:rPr>
+              <w:t xml:space="preserve">        return max(max_len, helper(start + 1))</w:t>
+            </w:r>
+          </w:p>
+          <w:p>
+            <w:pPr>
+              <w:ind w:left="360"/>
+              <w:rPr>
+                <w:rFonts w:ascii="Monospac821 BT" w:hAnsi="Monospac821 BT"/>
+                <w:sz w:val="28"/>
+                <w:szCs w:val="28"/>
+              </w:rPr>
+            </w:pPr>
+          </w:p>
+          <w:p>
+            <w:pPr>
+              <w:ind w:left="360"/>
+              <w:rPr>
+                <w:rFonts w:ascii="Monospac821 BT" w:hAnsi="Monospac821 BT"/>
+                <w:sz w:val="28"/>
+                <w:szCs w:val="28"/>
+              </w:rPr>
+            </w:pPr>
+            <w:r>
+              <w:rPr>
+                <w:rFonts w:ascii="Monospac821 BT" w:hAnsi="Monospac821 BT"/>
+                <w:sz w:val="28"/>
+                <w:szCs w:val="28"/>
+              </w:rPr>
+              <w:t xml:space="preserve">    return helper(0)</w:t>
             </w:r>
           </w:p>
         </w:tc>
@@ -2826,7 +2492,7 @@
       </w:tblPr>
       <w:tblGrid>
         <w:gridCol w:w="1820"/>
-        <w:gridCol w:w="1484"/>
+        <w:gridCol w:w="2479"/>
         <w:gridCol w:w="2378"/>
       </w:tblGrid>
       <w:tr>
@@ -3277,7 +2943,7 @@
           </w:tcPr>
           <w:p>
             <w:r>
-              <w:t>Prefix sum</w:t>
+              <w:t>Transform and conquer</w:t>
             </w:r>
           </w:p>
         </w:tc>
@@ -4229,6 +3895,7 @@
   <w:style w:type="character" w:default="1" w:styleId="DefaultParagraphFont">
     <w:name w:val="Default Paragraph Font"/>
     <w:uiPriority w:val="1"/>
+    <w:semiHidden/>
     <w:unhideWhenUsed/>
   </w:style>
   <w:style w:type="table" w:default="1" w:styleId="TableNormal">

--- a/project.docx
+++ b/project.docx
@@ -274,7 +274,21 @@
               <w:rPr>
                 <w:rFonts w:ascii="Monospac821 BT" w:hAnsi="Monospac821 BT"/>
               </w:rPr>
-              <w:t xml:space="preserve">                maxLen = max(maxLen, j - i)</w:t>
+              <w:t xml:space="preserve">                maxLen = </w:t>
+            </w:r>
+            <w:proofErr w:type="gramStart"/>
+            <w:r>
+              <w:rPr>
+                <w:rFonts w:ascii="Monospac821 BT" w:hAnsi="Monospac821 BT"/>
+              </w:rPr>
+              <w:t>max(</w:t>
+            </w:r>
+            <w:proofErr w:type="gramEnd"/>
+            <w:r>
+              <w:rPr>
+                <w:rFonts w:ascii="Monospac821 BT" w:hAnsi="Monospac821 BT"/>
+              </w:rPr>
+              <w:t>maxLen, j - i)</w:t>
             </w:r>
           </w:p>
           <w:p>
@@ -430,25 +444,25 @@
                 <w:sz w:val="28"/>
                 <w:szCs w:val="28"/>
               </w:rPr>
-              <w:t xml:space="preserve">    for i in range(1, n + 1):</w:t>
-            </w:r>
-          </w:p>
-          <w:p>
-            <w:pPr>
-              <w:ind w:left="360"/>
+              <w:t xml:space="preserve">    for i in </w:t>
+            </w:r>
+            <w:proofErr w:type="gramStart"/>
+            <w:r>
               <w:rPr>
                 <w:color w:val="000000" w:themeColor="text1"/>
                 <w:sz w:val="28"/>
                 <w:szCs w:val="28"/>
               </w:rPr>
-            </w:pPr>
+              <w:t>range(</w:t>
+            </w:r>
+            <w:proofErr w:type="gramEnd"/>
             <w:r>
               <w:rPr>
                 <w:color w:val="000000" w:themeColor="text1"/>
                 <w:sz w:val="28"/>
                 <w:szCs w:val="28"/>
               </w:rPr>
-              <w:t xml:space="preserve">        if nums[i - 1] == 0:</w:t>
+              <w:t>1, n + 1):</w:t>
             </w:r>
           </w:p>
           <w:p>
@@ -466,24 +480,78 @@
                 <w:sz w:val="28"/>
                 <w:szCs w:val="28"/>
               </w:rPr>
-              <w:t xml:space="preserve">            prefix[i] = prefix[i - 1] - 1</w:t>
-            </w:r>
-          </w:p>
-          <w:p>
-            <w:pPr>
-              <w:ind w:left="360"/>
+              <w:t xml:space="preserve">        if </w:t>
+            </w:r>
+            <w:proofErr w:type="gramStart"/>
+            <w:r>
               <w:rPr>
                 <w:color w:val="000000" w:themeColor="text1"/>
                 <w:sz w:val="28"/>
                 <w:szCs w:val="28"/>
               </w:rPr>
-            </w:pPr>
+              <w:t>nums[</w:t>
+            </w:r>
+            <w:proofErr w:type="gramEnd"/>
             <w:r>
               <w:rPr>
                 <w:color w:val="000000" w:themeColor="text1"/>
                 <w:sz w:val="28"/>
                 <w:szCs w:val="28"/>
               </w:rPr>
+              <w:t>i - 1] == 0:</w:t>
+            </w:r>
+          </w:p>
+          <w:p>
+            <w:pPr>
+              <w:ind w:left="360"/>
+              <w:rPr>
+                <w:color w:val="000000" w:themeColor="text1"/>
+                <w:sz w:val="28"/>
+                <w:szCs w:val="28"/>
+              </w:rPr>
+            </w:pPr>
+            <w:r>
+              <w:rPr>
+                <w:color w:val="000000" w:themeColor="text1"/>
+                <w:sz w:val="28"/>
+                <w:szCs w:val="28"/>
+              </w:rPr>
+              <w:t xml:space="preserve">            prefix[i] = </w:t>
+            </w:r>
+            <w:proofErr w:type="gramStart"/>
+            <w:r>
+              <w:rPr>
+                <w:color w:val="000000" w:themeColor="text1"/>
+                <w:sz w:val="28"/>
+                <w:szCs w:val="28"/>
+              </w:rPr>
+              <w:t>prefix[</w:t>
+            </w:r>
+            <w:proofErr w:type="gramEnd"/>
+            <w:r>
+              <w:rPr>
+                <w:color w:val="000000" w:themeColor="text1"/>
+                <w:sz w:val="28"/>
+                <w:szCs w:val="28"/>
+              </w:rPr>
+              <w:t>i - 1] - 1</w:t>
+            </w:r>
+          </w:p>
+          <w:p>
+            <w:pPr>
+              <w:ind w:left="360"/>
+              <w:rPr>
+                <w:color w:val="000000" w:themeColor="text1"/>
+                <w:sz w:val="28"/>
+                <w:szCs w:val="28"/>
+              </w:rPr>
+            </w:pPr>
+            <w:r>
+              <w:rPr>
+                <w:color w:val="000000" w:themeColor="text1"/>
+                <w:sz w:val="28"/>
+                <w:szCs w:val="28"/>
+              </w:rPr>
               <w:t xml:space="preserve">        else:</w:t>
             </w:r>
           </w:p>
@@ -502,34 +570,52 @@
                 <w:sz w:val="28"/>
                 <w:szCs w:val="28"/>
               </w:rPr>
-              <w:t xml:space="preserve">            prefix[i] = prefix[i - 1] + 1</w:t>
-            </w:r>
-          </w:p>
-          <w:p>
-            <w:pPr>
-              <w:ind w:left="360"/>
+              <w:t xml:space="preserve">            prefix[i] = </w:t>
+            </w:r>
+            <w:proofErr w:type="gramStart"/>
+            <w:r>
               <w:rPr>
                 <w:color w:val="000000" w:themeColor="text1"/>
                 <w:sz w:val="28"/>
                 <w:szCs w:val="28"/>
               </w:rPr>
-            </w:pPr>
-          </w:p>
-          <w:p>
-            <w:pPr>
-              <w:ind w:left="360"/>
+              <w:t>prefix[</w:t>
+            </w:r>
+            <w:proofErr w:type="gramEnd"/>
+            <w:r>
               <w:rPr>
                 <w:color w:val="000000" w:themeColor="text1"/>
                 <w:sz w:val="28"/>
                 <w:szCs w:val="28"/>
               </w:rPr>
-            </w:pPr>
-            <w:r>
+              <w:t>i - 1] + 1</w:t>
+            </w:r>
+          </w:p>
+          <w:p>
+            <w:pPr>
+              <w:ind w:left="360"/>
               <w:rPr>
                 <w:color w:val="000000" w:themeColor="text1"/>
                 <w:sz w:val="28"/>
                 <w:szCs w:val="28"/>
               </w:rPr>
+            </w:pPr>
+          </w:p>
+          <w:p>
+            <w:pPr>
+              <w:ind w:left="360"/>
+              <w:rPr>
+                <w:color w:val="000000" w:themeColor="text1"/>
+                <w:sz w:val="28"/>
+                <w:szCs w:val="28"/>
+              </w:rPr>
+            </w:pPr>
+            <w:r>
+              <w:rPr>
+                <w:color w:val="000000" w:themeColor="text1"/>
+                <w:sz w:val="28"/>
+                <w:szCs w:val="28"/>
+              </w:rPr>
               <w:t xml:space="preserve">    max_len = 0</w:t>
             </w:r>
           </w:p>
@@ -558,25 +644,25 @@
                 <w:sz w:val="28"/>
                 <w:szCs w:val="28"/>
               </w:rPr>
-              <w:t xml:space="preserve">    for i in range(n + 1):</w:t>
-            </w:r>
-          </w:p>
-          <w:p>
-            <w:pPr>
-              <w:ind w:left="360"/>
+              <w:t xml:space="preserve">    for i in </w:t>
+            </w:r>
+            <w:proofErr w:type="gramStart"/>
+            <w:r>
               <w:rPr>
                 <w:color w:val="000000" w:themeColor="text1"/>
                 <w:sz w:val="28"/>
                 <w:szCs w:val="28"/>
               </w:rPr>
-            </w:pPr>
+              <w:t>range(</w:t>
+            </w:r>
+            <w:proofErr w:type="gramEnd"/>
             <w:r>
               <w:rPr>
                 <w:color w:val="000000" w:themeColor="text1"/>
                 <w:sz w:val="28"/>
                 <w:szCs w:val="28"/>
               </w:rPr>
-              <w:t xml:space="preserve">        for j in range(i + 1, n + 1):</w:t>
+              <w:t>n + 1):</w:t>
             </w:r>
           </w:p>
           <w:p>
@@ -594,6 +680,42 @@
                 <w:sz w:val="28"/>
                 <w:szCs w:val="28"/>
               </w:rPr>
+              <w:t xml:space="preserve">        for j in </w:t>
+            </w:r>
+            <w:proofErr w:type="gramStart"/>
+            <w:r>
+              <w:rPr>
+                <w:color w:val="000000" w:themeColor="text1"/>
+                <w:sz w:val="28"/>
+                <w:szCs w:val="28"/>
+              </w:rPr>
+              <w:t>range(</w:t>
+            </w:r>
+            <w:proofErr w:type="gramEnd"/>
+            <w:r>
+              <w:rPr>
+                <w:color w:val="000000" w:themeColor="text1"/>
+                <w:sz w:val="28"/>
+                <w:szCs w:val="28"/>
+              </w:rPr>
+              <w:t>i + 1, n + 1):</w:t>
+            </w:r>
+          </w:p>
+          <w:p>
+            <w:pPr>
+              <w:ind w:left="360"/>
+              <w:rPr>
+                <w:color w:val="000000" w:themeColor="text1"/>
+                <w:sz w:val="28"/>
+                <w:szCs w:val="28"/>
+              </w:rPr>
+            </w:pPr>
+            <w:r>
+              <w:rPr>
+                <w:color w:val="000000" w:themeColor="text1"/>
+                <w:sz w:val="28"/>
+                <w:szCs w:val="28"/>
+              </w:rPr>
               <w:t xml:space="preserve">            if prefix[i] == prefix[j]:</w:t>
             </w:r>
           </w:p>
@@ -612,7 +734,25 @@
                 <w:sz w:val="28"/>
                 <w:szCs w:val="28"/>
               </w:rPr>
-              <w:t xml:space="preserve">                max_len = max(max_len, j - i)</w:t>
+              <w:t xml:space="preserve">                max_len = </w:t>
+            </w:r>
+            <w:proofErr w:type="gramStart"/>
+            <w:r>
+              <w:rPr>
+                <w:color w:val="000000" w:themeColor="text1"/>
+                <w:sz w:val="28"/>
+                <w:szCs w:val="28"/>
+              </w:rPr>
+              <w:t>max(</w:t>
+            </w:r>
+            <w:proofErr w:type="gramEnd"/>
+            <w:r>
+              <w:rPr>
+                <w:color w:val="000000" w:themeColor="text1"/>
+                <w:sz w:val="28"/>
+                <w:szCs w:val="28"/>
+              </w:rPr>
+              <w:t>max_len, j - i)</w:t>
             </w:r>
           </w:p>
           <w:p>
@@ -1607,35 +1747,89 @@
                 <w:sz w:val="28"/>
                 <w:szCs w:val="28"/>
               </w:rPr>
-              <w:t xml:space="preserve">            maxLen = max(maxLen, i - start + 1)</w:t>
-            </w:r>
-          </w:p>
-          <w:p>
-            <w:pPr>
-              <w:ind w:left="360"/>
-              <w:rPr>
-                <w:rFonts w:ascii="Monospac821 BT" w:hAnsi="Monospac821 BT"/>
-                <w:sz w:val="28"/>
-                <w:szCs w:val="28"/>
-              </w:rPr>
-            </w:pPr>
-          </w:p>
-          <w:p>
-            <w:pPr>
-              <w:ind w:left="360"/>
-              <w:rPr>
-                <w:rFonts w:ascii="Monospac821 BT" w:hAnsi="Monospac821 BT"/>
-                <w:sz w:val="28"/>
-                <w:szCs w:val="28"/>
-              </w:rPr>
-            </w:pPr>
-            <w:r>
-              <w:rPr>
-                <w:rFonts w:ascii="Monospac821 BT" w:hAnsi="Monospac821 BT"/>
-                <w:sz w:val="28"/>
-                <w:szCs w:val="28"/>
-              </w:rPr>
-              <w:t xml:space="preserve">    return max(maxLen, helper(nums, start + 1))</w:t>
+              <w:t xml:space="preserve">            maxLen = </w:t>
+            </w:r>
+            <w:proofErr w:type="gramStart"/>
+            <w:r>
+              <w:rPr>
+                <w:rFonts w:ascii="Monospac821 BT" w:hAnsi="Monospac821 BT"/>
+                <w:sz w:val="28"/>
+                <w:szCs w:val="28"/>
+              </w:rPr>
+              <w:t>max(</w:t>
+            </w:r>
+            <w:proofErr w:type="gramEnd"/>
+            <w:r>
+              <w:rPr>
+                <w:rFonts w:ascii="Monospac821 BT" w:hAnsi="Monospac821 BT"/>
+                <w:sz w:val="28"/>
+                <w:szCs w:val="28"/>
+              </w:rPr>
+              <w:t>maxLen, i - start + 1)</w:t>
+            </w:r>
+          </w:p>
+          <w:p>
+            <w:pPr>
+              <w:ind w:left="360"/>
+              <w:rPr>
+                <w:rFonts w:ascii="Monospac821 BT" w:hAnsi="Monospac821 BT"/>
+                <w:sz w:val="28"/>
+                <w:szCs w:val="28"/>
+              </w:rPr>
+            </w:pPr>
+          </w:p>
+          <w:p>
+            <w:pPr>
+              <w:ind w:left="360"/>
+              <w:rPr>
+                <w:rFonts w:ascii="Monospac821 BT" w:hAnsi="Monospac821 BT"/>
+                <w:sz w:val="28"/>
+                <w:szCs w:val="28"/>
+              </w:rPr>
+            </w:pPr>
+            <w:r>
+              <w:rPr>
+                <w:rFonts w:ascii="Monospac821 BT" w:hAnsi="Monospac821 BT"/>
+                <w:sz w:val="28"/>
+                <w:szCs w:val="28"/>
+              </w:rPr>
+              <w:t xml:space="preserve">    return </w:t>
+            </w:r>
+            <w:proofErr w:type="gramStart"/>
+            <w:r>
+              <w:rPr>
+                <w:rFonts w:ascii="Monospac821 BT" w:hAnsi="Monospac821 BT"/>
+                <w:sz w:val="28"/>
+                <w:szCs w:val="28"/>
+              </w:rPr>
+              <w:t>max(</w:t>
+            </w:r>
+            <w:proofErr w:type="gramEnd"/>
+            <w:r>
+              <w:rPr>
+                <w:rFonts w:ascii="Monospac821 BT" w:hAnsi="Monospac821 BT"/>
+                <w:sz w:val="28"/>
+                <w:szCs w:val="28"/>
+              </w:rPr>
+              <w:t xml:space="preserve">maxLen, </w:t>
+            </w:r>
+            <w:proofErr w:type="gramStart"/>
+            <w:r>
+              <w:rPr>
+                <w:rFonts w:ascii="Monospac821 BT" w:hAnsi="Monospac821 BT"/>
+                <w:sz w:val="28"/>
+                <w:szCs w:val="28"/>
+              </w:rPr>
+              <w:t>helper(</w:t>
+            </w:r>
+            <w:proofErr w:type="gramEnd"/>
+            <w:r>
+              <w:rPr>
+                <w:rFonts w:ascii="Monospac821 BT" w:hAnsi="Monospac821 BT"/>
+                <w:sz w:val="28"/>
+                <w:szCs w:val="28"/>
+              </w:rPr>
+              <w:t>nums, start + 1))</w:t>
             </w:r>
           </w:p>
         </w:tc>
@@ -1942,7 +2136,25 @@
                 <w:sz w:val="28"/>
                 <w:szCs w:val="28"/>
               </w:rPr>
-              <w:t xml:space="preserve">        for i in range(start, len(nums)):</w:t>
+              <w:t xml:space="preserve">        for i in </w:t>
+            </w:r>
+            <w:proofErr w:type="gramStart"/>
+            <w:r>
+              <w:rPr>
+                <w:rFonts w:ascii="Monospac821 BT" w:hAnsi="Monospac821 BT"/>
+                <w:sz w:val="28"/>
+                <w:szCs w:val="28"/>
+              </w:rPr>
+              <w:t>range(</w:t>
+            </w:r>
+            <w:proofErr w:type="gramEnd"/>
+            <w:r>
+              <w:rPr>
+                <w:rFonts w:ascii="Monospac821 BT" w:hAnsi="Monospac821 BT"/>
+                <w:sz w:val="28"/>
+                <w:szCs w:val="28"/>
+              </w:rPr>
+              <w:t>start, len(nums)):</w:t>
             </w:r>
           </w:p>
           <w:p>
@@ -2060,63 +2272,135 @@
                 <w:sz w:val="28"/>
                 <w:szCs w:val="28"/>
               </w:rPr>
-              <w:t xml:space="preserve">                max_len = max(max_len, i - start + 1)</w:t>
-            </w:r>
-          </w:p>
-          <w:p>
-            <w:pPr>
-              <w:ind w:left="360"/>
-              <w:rPr>
-                <w:rFonts w:ascii="Monospac821 BT" w:hAnsi="Monospac821 BT"/>
-                <w:sz w:val="28"/>
-                <w:szCs w:val="28"/>
-              </w:rPr>
-            </w:pPr>
-          </w:p>
-          <w:p>
-            <w:pPr>
-              <w:ind w:left="360"/>
-              <w:rPr>
-                <w:rFonts w:ascii="Monospac821 BT" w:hAnsi="Monospac821 BT"/>
-                <w:sz w:val="28"/>
-                <w:szCs w:val="28"/>
-              </w:rPr>
-            </w:pPr>
-            <w:r>
-              <w:rPr>
-                <w:rFonts w:ascii="Monospac821 BT" w:hAnsi="Monospac821 BT"/>
-                <w:sz w:val="28"/>
-                <w:szCs w:val="28"/>
-              </w:rPr>
-              <w:t xml:space="preserve">        return max(max_len, helper(start + 1))</w:t>
-            </w:r>
-          </w:p>
-          <w:p>
-            <w:pPr>
-              <w:ind w:left="360"/>
-              <w:rPr>
-                <w:rFonts w:ascii="Monospac821 BT" w:hAnsi="Monospac821 BT"/>
-                <w:sz w:val="28"/>
-                <w:szCs w:val="28"/>
-              </w:rPr>
-            </w:pPr>
-          </w:p>
-          <w:p>
-            <w:pPr>
-              <w:ind w:left="360"/>
-              <w:rPr>
-                <w:rFonts w:ascii="Monospac821 BT" w:hAnsi="Monospac821 BT"/>
-                <w:sz w:val="28"/>
-                <w:szCs w:val="28"/>
-              </w:rPr>
-            </w:pPr>
-            <w:r>
-              <w:rPr>
-                <w:rFonts w:ascii="Monospac821 BT" w:hAnsi="Monospac821 BT"/>
-                <w:sz w:val="28"/>
-                <w:szCs w:val="28"/>
-              </w:rPr>
-              <w:t xml:space="preserve">    return helper(0)</w:t>
+              <w:t xml:space="preserve">                max_len = </w:t>
+            </w:r>
+            <w:proofErr w:type="gramStart"/>
+            <w:r>
+              <w:rPr>
+                <w:rFonts w:ascii="Monospac821 BT" w:hAnsi="Monospac821 BT"/>
+                <w:sz w:val="28"/>
+                <w:szCs w:val="28"/>
+              </w:rPr>
+              <w:t>max(</w:t>
+            </w:r>
+            <w:proofErr w:type="gramEnd"/>
+            <w:r>
+              <w:rPr>
+                <w:rFonts w:ascii="Monospac821 BT" w:hAnsi="Monospac821 BT"/>
+                <w:sz w:val="28"/>
+                <w:szCs w:val="28"/>
+              </w:rPr>
+              <w:t>max_len, i - start + 1)</w:t>
+            </w:r>
+          </w:p>
+          <w:p>
+            <w:pPr>
+              <w:ind w:left="360"/>
+              <w:rPr>
+                <w:rFonts w:ascii="Monospac821 BT" w:hAnsi="Monospac821 BT"/>
+                <w:sz w:val="28"/>
+                <w:szCs w:val="28"/>
+              </w:rPr>
+            </w:pPr>
+          </w:p>
+          <w:p>
+            <w:pPr>
+              <w:ind w:left="360"/>
+              <w:rPr>
+                <w:rFonts w:ascii="Monospac821 BT" w:hAnsi="Monospac821 BT"/>
+                <w:sz w:val="28"/>
+                <w:szCs w:val="28"/>
+              </w:rPr>
+            </w:pPr>
+            <w:r>
+              <w:rPr>
+                <w:rFonts w:ascii="Monospac821 BT" w:hAnsi="Monospac821 BT"/>
+                <w:sz w:val="28"/>
+                <w:szCs w:val="28"/>
+              </w:rPr>
+              <w:t xml:space="preserve">        return </w:t>
+            </w:r>
+            <w:proofErr w:type="gramStart"/>
+            <w:r>
+              <w:rPr>
+                <w:rFonts w:ascii="Monospac821 BT" w:hAnsi="Monospac821 BT"/>
+                <w:sz w:val="28"/>
+                <w:szCs w:val="28"/>
+              </w:rPr>
+              <w:t>max(</w:t>
+            </w:r>
+            <w:proofErr w:type="gramEnd"/>
+            <w:r>
+              <w:rPr>
+                <w:rFonts w:ascii="Monospac821 BT" w:hAnsi="Monospac821 BT"/>
+                <w:sz w:val="28"/>
+                <w:szCs w:val="28"/>
+              </w:rPr>
+              <w:t xml:space="preserve">max_len, </w:t>
+            </w:r>
+            <w:proofErr w:type="gramStart"/>
+            <w:r>
+              <w:rPr>
+                <w:rFonts w:ascii="Monospac821 BT" w:hAnsi="Monospac821 BT"/>
+                <w:sz w:val="28"/>
+                <w:szCs w:val="28"/>
+              </w:rPr>
+              <w:t>helper(</w:t>
+            </w:r>
+            <w:proofErr w:type="gramEnd"/>
+            <w:r>
+              <w:rPr>
+                <w:rFonts w:ascii="Monospac821 BT" w:hAnsi="Monospac821 BT"/>
+                <w:sz w:val="28"/>
+                <w:szCs w:val="28"/>
+              </w:rPr>
+              <w:t>start + 1))</w:t>
+            </w:r>
+          </w:p>
+          <w:p>
+            <w:pPr>
+              <w:ind w:left="360"/>
+              <w:rPr>
+                <w:rFonts w:ascii="Monospac821 BT" w:hAnsi="Monospac821 BT"/>
+                <w:sz w:val="28"/>
+                <w:szCs w:val="28"/>
+              </w:rPr>
+            </w:pPr>
+          </w:p>
+          <w:p>
+            <w:pPr>
+              <w:ind w:left="360"/>
+              <w:rPr>
+                <w:rFonts w:ascii="Monospac821 BT" w:hAnsi="Monospac821 BT"/>
+                <w:sz w:val="28"/>
+                <w:szCs w:val="28"/>
+              </w:rPr>
+            </w:pPr>
+            <w:r>
+              <w:rPr>
+                <w:rFonts w:ascii="Monospac821 BT" w:hAnsi="Monospac821 BT"/>
+                <w:sz w:val="28"/>
+                <w:szCs w:val="28"/>
+              </w:rPr>
+              <w:t xml:space="preserve">    return </w:t>
+            </w:r>
+            <w:proofErr w:type="gramStart"/>
+            <w:r>
+              <w:rPr>
+                <w:rFonts w:ascii="Monospac821 BT" w:hAnsi="Monospac821 BT"/>
+                <w:sz w:val="28"/>
+                <w:szCs w:val="28"/>
+              </w:rPr>
+              <w:t>helper(</w:t>
+            </w:r>
+            <w:proofErr w:type="gramEnd"/>
+            <w:r>
+              <w:rPr>
+                <w:rFonts w:ascii="Monospac821 BT" w:hAnsi="Monospac821 BT"/>
+                <w:sz w:val="28"/>
+                <w:szCs w:val="28"/>
+              </w:rPr>
+              <w:t>0)</w:t>
             </w:r>
           </w:p>
         </w:tc>
@@ -2155,146 +2439,6 @@
         </w:rPr>
         <w:t>Analysis and complexity:</w:t>
       </w:r>
-    </w:p>
-    <w:p>
-      <w:pPr>
-        <w:rPr>
-          <w:rFonts w:eastAsiaTheme="minorEastAsia"/>
-          <w:b/>
-          <w:bCs/>
-          <w:sz w:val="28"/>
-          <w:szCs w:val="28"/>
-        </w:rPr>
-      </w:pPr>
-      <m:oMathPara>
-        <m:oMath>
-          <m:r>
-            <m:rPr>
-              <m:sty m:val="bi"/>
-            </m:rPr>
-            <w:rPr>
-              <w:rFonts w:ascii="Cambria Math" w:hAnsi="Cambria Math"/>
-              <w:sz w:val="28"/>
-              <w:szCs w:val="28"/>
-            </w:rPr>
-            <m:t>T</m:t>
-          </m:r>
-          <m:d>
-            <m:dPr>
-              <m:ctrlPr>
-                <w:rPr>
-                  <w:rFonts w:ascii="Cambria Math" w:hAnsi="Cambria Math"/>
-                  <w:b/>
-                  <w:bCs/>
-                  <w:i/>
-                  <w:sz w:val="28"/>
-                  <w:szCs w:val="28"/>
-                </w:rPr>
-              </m:ctrlPr>
-            </m:dPr>
-            <m:e>
-              <m:r>
-                <m:rPr>
-                  <m:sty m:val="bi"/>
-                </m:rPr>
-                <w:rPr>
-                  <w:rFonts w:ascii="Cambria Math" w:hAnsi="Cambria Math"/>
-                  <w:sz w:val="28"/>
-                  <w:szCs w:val="28"/>
-                </w:rPr>
-                <m:t>n</m:t>
-              </m:r>
-            </m:e>
-          </m:d>
-          <m:r>
-            <m:rPr>
-              <m:sty m:val="bi"/>
-            </m:rPr>
-            <w:rPr>
-              <w:rFonts w:ascii="Cambria Math" w:hAnsi="Cambria Math"/>
-              <w:sz w:val="28"/>
-              <w:szCs w:val="28"/>
-            </w:rPr>
-            <m:t>=n+</m:t>
-          </m:r>
-          <m:d>
-            <m:dPr>
-              <m:ctrlPr>
-                <w:rPr>
-                  <w:rFonts w:ascii="Cambria Math" w:hAnsi="Cambria Math"/>
-                  <w:b/>
-                  <w:bCs/>
-                  <w:i/>
-                  <w:sz w:val="28"/>
-                  <w:szCs w:val="28"/>
-                </w:rPr>
-              </m:ctrlPr>
-            </m:dPr>
-            <m:e>
-              <m:r>
-                <m:rPr>
-                  <m:sty m:val="bi"/>
-                </m:rPr>
-                <w:rPr>
-                  <w:rFonts w:ascii="Cambria Math" w:hAnsi="Cambria Math"/>
-                  <w:sz w:val="28"/>
-                  <w:szCs w:val="28"/>
-                </w:rPr>
-                <m:t>n-1</m:t>
-              </m:r>
-            </m:e>
-          </m:d>
-          <m:r>
-            <m:rPr>
-              <m:sty m:val="bi"/>
-            </m:rPr>
-            <w:rPr>
-              <w:rFonts w:ascii="Cambria Math" w:hAnsi="Cambria Math"/>
-              <w:sz w:val="28"/>
-              <w:szCs w:val="28"/>
-            </w:rPr>
-            <m:t>+</m:t>
-          </m:r>
-          <m:d>
-            <m:dPr>
-              <m:ctrlPr>
-                <w:rPr>
-                  <w:rFonts w:ascii="Cambria Math" w:hAnsi="Cambria Math"/>
-                  <w:b/>
-                  <w:bCs/>
-                  <w:i/>
-                  <w:sz w:val="28"/>
-                  <w:szCs w:val="28"/>
-                </w:rPr>
-              </m:ctrlPr>
-            </m:dPr>
-            <m:e>
-              <m:r>
-                <m:rPr>
-                  <m:sty m:val="bi"/>
-                </m:rPr>
-                <w:rPr>
-                  <w:rFonts w:ascii="Cambria Math" w:hAnsi="Cambria Math"/>
-                  <w:sz w:val="28"/>
-                  <w:szCs w:val="28"/>
-                </w:rPr>
-                <m:t>n-2</m:t>
-              </m:r>
-            </m:e>
-          </m:d>
-          <m:r>
-            <m:rPr>
-              <m:sty m:val="bi"/>
-            </m:rPr>
-            <w:rPr>
-              <w:rFonts w:ascii="Cambria Math" w:hAnsi="Cambria Math"/>
-              <w:sz w:val="28"/>
-              <w:szCs w:val="28"/>
-            </w:rPr>
-            <m:t>…..</m:t>
-          </m:r>
-        </m:oMath>
-      </m:oMathPara>
     </w:p>
     <w:p>
       <w:pPr>
@@ -2355,7 +2499,774 @@
               <w:sz w:val="28"/>
               <w:szCs w:val="28"/>
             </w:rPr>
-            <m:t>=O(</m:t>
+            <m:t>=T</m:t>
+          </m:r>
+          <m:d>
+            <m:dPr>
+              <m:ctrlPr>
+                <w:rPr>
+                  <w:rFonts w:ascii="Cambria Math" w:eastAsiaTheme="minorEastAsia" w:hAnsi="Cambria Math"/>
+                  <w:b/>
+                  <w:bCs/>
+                  <w:i/>
+                  <w:sz w:val="28"/>
+                  <w:szCs w:val="28"/>
+                </w:rPr>
+              </m:ctrlPr>
+            </m:dPr>
+            <m:e>
+              <m:r>
+                <m:rPr>
+                  <m:sty m:val="bi"/>
+                </m:rPr>
+                <w:rPr>
+                  <w:rFonts w:ascii="Cambria Math" w:eastAsiaTheme="minorEastAsia" w:hAnsi="Cambria Math"/>
+                  <w:sz w:val="28"/>
+                  <w:szCs w:val="28"/>
+                </w:rPr>
+                <m:t>n-1</m:t>
+              </m:r>
+            </m:e>
+          </m:d>
+          <m:r>
+            <m:rPr>
+              <m:sty m:val="bi"/>
+            </m:rPr>
+            <w:rPr>
+              <w:rFonts w:ascii="Cambria Math" w:eastAsiaTheme="minorEastAsia" w:hAnsi="Cambria Math"/>
+              <w:sz w:val="28"/>
+              <w:szCs w:val="28"/>
+            </w:rPr>
+            <m:t>+O</m:t>
+          </m:r>
+          <m:d>
+            <m:dPr>
+              <m:ctrlPr>
+                <w:rPr>
+                  <w:rFonts w:ascii="Cambria Math" w:eastAsiaTheme="minorEastAsia" w:hAnsi="Cambria Math"/>
+                  <w:b/>
+                  <w:bCs/>
+                  <w:i/>
+                  <w:sz w:val="28"/>
+                  <w:szCs w:val="28"/>
+                </w:rPr>
+              </m:ctrlPr>
+            </m:dPr>
+            <m:e>
+              <m:r>
+                <m:rPr>
+                  <m:sty m:val="bi"/>
+                </m:rPr>
+                <w:rPr>
+                  <w:rFonts w:ascii="Cambria Math" w:eastAsiaTheme="minorEastAsia" w:hAnsi="Cambria Math"/>
+                  <w:sz w:val="28"/>
+                  <w:szCs w:val="28"/>
+                </w:rPr>
+                <m:t>n</m:t>
+              </m:r>
+            </m:e>
+          </m:d>
+        </m:oMath>
+      </m:oMathPara>
+    </w:p>
+    <w:p>
+      <w:pPr>
+        <w:rPr>
+          <w:rFonts w:eastAsiaTheme="minorEastAsia"/>
+          <w:b/>
+          <w:bCs/>
+          <w:sz w:val="28"/>
+          <w:szCs w:val="28"/>
+        </w:rPr>
+      </w:pPr>
+      <m:oMathPara>
+        <m:oMath>
+          <m:r>
+            <m:rPr>
+              <m:sty m:val="bi"/>
+            </m:rPr>
+            <w:rPr>
+              <w:rFonts w:ascii="Cambria Math" w:eastAsiaTheme="minorEastAsia" w:hAnsi="Cambria Math"/>
+              <w:sz w:val="28"/>
+              <w:szCs w:val="28"/>
+            </w:rPr>
+            <m:t>T</m:t>
+          </m:r>
+          <m:d>
+            <m:dPr>
+              <m:ctrlPr>
+                <w:rPr>
+                  <w:rFonts w:ascii="Cambria Math" w:eastAsiaTheme="minorEastAsia" w:hAnsi="Cambria Math"/>
+                  <w:b/>
+                  <w:bCs/>
+                  <w:i/>
+                  <w:sz w:val="28"/>
+                  <w:szCs w:val="28"/>
+                </w:rPr>
+              </m:ctrlPr>
+            </m:dPr>
+            <m:e>
+              <m:r>
+                <m:rPr>
+                  <m:sty m:val="bi"/>
+                </m:rPr>
+                <w:rPr>
+                  <w:rFonts w:ascii="Cambria Math" w:eastAsiaTheme="minorEastAsia" w:hAnsi="Cambria Math"/>
+                  <w:sz w:val="28"/>
+                  <w:szCs w:val="28"/>
+                </w:rPr>
+                <m:t>n-1</m:t>
+              </m:r>
+            </m:e>
+          </m:d>
+          <m:r>
+            <m:rPr>
+              <m:sty m:val="bi"/>
+            </m:rPr>
+            <w:rPr>
+              <w:rFonts w:ascii="Cambria Math" w:eastAsiaTheme="minorEastAsia" w:hAnsi="Cambria Math"/>
+              <w:sz w:val="28"/>
+              <w:szCs w:val="28"/>
+            </w:rPr>
+            <m:t>=T</m:t>
+          </m:r>
+          <m:d>
+            <m:dPr>
+              <m:ctrlPr>
+                <w:rPr>
+                  <w:rFonts w:ascii="Cambria Math" w:eastAsiaTheme="minorEastAsia" w:hAnsi="Cambria Math"/>
+                  <w:b/>
+                  <w:bCs/>
+                  <w:i/>
+                  <w:sz w:val="28"/>
+                  <w:szCs w:val="28"/>
+                </w:rPr>
+              </m:ctrlPr>
+            </m:dPr>
+            <m:e>
+              <m:r>
+                <m:rPr>
+                  <m:sty m:val="bi"/>
+                </m:rPr>
+                <w:rPr>
+                  <w:rFonts w:ascii="Cambria Math" w:eastAsiaTheme="minorEastAsia" w:hAnsi="Cambria Math"/>
+                  <w:sz w:val="28"/>
+                  <w:szCs w:val="28"/>
+                </w:rPr>
+                <m:t>n-2</m:t>
+              </m:r>
+            </m:e>
+          </m:d>
+          <m:r>
+            <m:rPr>
+              <m:sty m:val="bi"/>
+            </m:rPr>
+            <w:rPr>
+              <w:rFonts w:ascii="Cambria Math" w:eastAsiaTheme="minorEastAsia" w:hAnsi="Cambria Math"/>
+              <w:sz w:val="28"/>
+              <w:szCs w:val="28"/>
+            </w:rPr>
+            <m:t>+O(n-1)</m:t>
+          </m:r>
+        </m:oMath>
+      </m:oMathPara>
+    </w:p>
+    <w:p>
+      <w:pPr>
+        <w:rPr>
+          <w:rFonts w:eastAsiaTheme="minorEastAsia"/>
+          <w:b/>
+          <w:bCs/>
+          <w:sz w:val="28"/>
+          <w:szCs w:val="28"/>
+        </w:rPr>
+      </w:pPr>
+      <m:oMathPara>
+        <m:oMath>
+          <m:r>
+            <m:rPr>
+              <m:sty m:val="bi"/>
+            </m:rPr>
+            <w:rPr>
+              <w:rFonts w:ascii="Cambria Math" w:eastAsiaTheme="minorEastAsia" w:hAnsi="Cambria Math"/>
+              <w:sz w:val="28"/>
+              <w:szCs w:val="28"/>
+            </w:rPr>
+            <m:t>T</m:t>
+          </m:r>
+          <m:d>
+            <m:dPr>
+              <m:ctrlPr>
+                <w:rPr>
+                  <w:rFonts w:ascii="Cambria Math" w:eastAsiaTheme="minorEastAsia" w:hAnsi="Cambria Math"/>
+                  <w:b/>
+                  <w:bCs/>
+                  <w:i/>
+                  <w:sz w:val="28"/>
+                  <w:szCs w:val="28"/>
+                </w:rPr>
+              </m:ctrlPr>
+            </m:dPr>
+            <m:e>
+              <m:r>
+                <m:rPr>
+                  <m:sty m:val="bi"/>
+                </m:rPr>
+                <w:rPr>
+                  <w:rFonts w:ascii="Cambria Math" w:eastAsiaTheme="minorEastAsia" w:hAnsi="Cambria Math"/>
+                  <w:sz w:val="28"/>
+                  <w:szCs w:val="28"/>
+                </w:rPr>
+                <m:t>n</m:t>
+              </m:r>
+            </m:e>
+          </m:d>
+          <m:r>
+            <m:rPr>
+              <m:sty m:val="bi"/>
+            </m:rPr>
+            <w:rPr>
+              <w:rFonts w:ascii="Cambria Math" w:eastAsiaTheme="minorEastAsia" w:hAnsi="Cambria Math"/>
+              <w:sz w:val="28"/>
+              <w:szCs w:val="28"/>
+            </w:rPr>
+            <m:t>=T</m:t>
+          </m:r>
+          <m:d>
+            <m:dPr>
+              <m:ctrlPr>
+                <w:rPr>
+                  <w:rFonts w:ascii="Cambria Math" w:eastAsiaTheme="minorEastAsia" w:hAnsi="Cambria Math"/>
+                  <w:b/>
+                  <w:bCs/>
+                  <w:i/>
+                  <w:sz w:val="28"/>
+                  <w:szCs w:val="28"/>
+                </w:rPr>
+              </m:ctrlPr>
+            </m:dPr>
+            <m:e>
+              <m:r>
+                <m:rPr>
+                  <m:sty m:val="bi"/>
+                </m:rPr>
+                <w:rPr>
+                  <w:rFonts w:ascii="Cambria Math" w:eastAsiaTheme="minorEastAsia" w:hAnsi="Cambria Math"/>
+                  <w:sz w:val="28"/>
+                  <w:szCs w:val="28"/>
+                </w:rPr>
+                <m:t>n-2</m:t>
+              </m:r>
+            </m:e>
+          </m:d>
+          <m:r>
+            <m:rPr>
+              <m:sty m:val="bi"/>
+            </m:rPr>
+            <w:rPr>
+              <w:rFonts w:ascii="Cambria Math" w:eastAsiaTheme="minorEastAsia" w:hAnsi="Cambria Math"/>
+              <w:sz w:val="28"/>
+              <w:szCs w:val="28"/>
+            </w:rPr>
+            <m:t>+O</m:t>
+          </m:r>
+          <m:d>
+            <m:dPr>
+              <m:ctrlPr>
+                <w:rPr>
+                  <w:rFonts w:ascii="Cambria Math" w:eastAsiaTheme="minorEastAsia" w:hAnsi="Cambria Math"/>
+                  <w:b/>
+                  <w:bCs/>
+                  <w:i/>
+                  <w:sz w:val="28"/>
+                  <w:szCs w:val="28"/>
+                </w:rPr>
+              </m:ctrlPr>
+            </m:dPr>
+            <m:e>
+              <m:r>
+                <m:rPr>
+                  <m:sty m:val="bi"/>
+                </m:rPr>
+                <w:rPr>
+                  <w:rFonts w:ascii="Cambria Math" w:eastAsiaTheme="minorEastAsia" w:hAnsi="Cambria Math"/>
+                  <w:sz w:val="28"/>
+                  <w:szCs w:val="28"/>
+                </w:rPr>
+                <m:t>n</m:t>
+              </m:r>
+            </m:e>
+          </m:d>
+          <m:r>
+            <m:rPr>
+              <m:sty m:val="bi"/>
+            </m:rPr>
+            <w:rPr>
+              <w:rFonts w:ascii="Cambria Math" w:eastAsiaTheme="minorEastAsia" w:hAnsi="Cambria Math"/>
+              <w:sz w:val="28"/>
+              <w:szCs w:val="28"/>
+            </w:rPr>
+            <m:t>+O(n-1)</m:t>
+          </m:r>
+        </m:oMath>
+      </m:oMathPara>
+    </w:p>
+    <w:p>
+      <w:pPr>
+        <w:rPr>
+          <w:rFonts w:eastAsiaTheme="minorEastAsia"/>
+          <w:b/>
+          <w:bCs/>
+          <w:sz w:val="28"/>
+          <w:szCs w:val="28"/>
+        </w:rPr>
+      </w:pPr>
+      <m:oMathPara>
+        <m:oMath>
+          <m:r>
+            <m:rPr>
+              <m:sty m:val="bi"/>
+            </m:rPr>
+            <w:rPr>
+              <w:rFonts w:ascii="Cambria Math" w:eastAsiaTheme="minorEastAsia" w:hAnsi="Cambria Math"/>
+              <w:sz w:val="28"/>
+              <w:szCs w:val="28"/>
+            </w:rPr>
+            <m:t>=T</m:t>
+          </m:r>
+          <m:d>
+            <m:dPr>
+              <m:ctrlPr>
+                <w:rPr>
+                  <w:rFonts w:ascii="Cambria Math" w:eastAsiaTheme="minorEastAsia" w:hAnsi="Cambria Math"/>
+                  <w:b/>
+                  <w:bCs/>
+                  <w:i/>
+                  <w:sz w:val="28"/>
+                  <w:szCs w:val="28"/>
+                </w:rPr>
+              </m:ctrlPr>
+            </m:dPr>
+            <m:e>
+              <m:r>
+                <m:rPr>
+                  <m:sty m:val="bi"/>
+                </m:rPr>
+                <w:rPr>
+                  <w:rFonts w:ascii="Cambria Math" w:eastAsiaTheme="minorEastAsia" w:hAnsi="Cambria Math"/>
+                  <w:sz w:val="28"/>
+                  <w:szCs w:val="28"/>
+                </w:rPr>
+                <m:t>n-k</m:t>
+              </m:r>
+            </m:e>
+          </m:d>
+          <m:r>
+            <m:rPr>
+              <m:sty m:val="bi"/>
+            </m:rPr>
+            <w:rPr>
+              <w:rFonts w:ascii="Cambria Math" w:eastAsiaTheme="minorEastAsia" w:hAnsi="Cambria Math"/>
+              <w:sz w:val="28"/>
+              <w:szCs w:val="28"/>
+            </w:rPr>
+            <m:t>+O</m:t>
+          </m:r>
+          <m:d>
+            <m:dPr>
+              <m:ctrlPr>
+                <w:rPr>
+                  <w:rFonts w:ascii="Cambria Math" w:eastAsiaTheme="minorEastAsia" w:hAnsi="Cambria Math"/>
+                  <w:b/>
+                  <w:bCs/>
+                  <w:i/>
+                  <w:sz w:val="28"/>
+                  <w:szCs w:val="28"/>
+                </w:rPr>
+              </m:ctrlPr>
+            </m:dPr>
+            <m:e>
+              <m:r>
+                <m:rPr>
+                  <m:sty m:val="bi"/>
+                </m:rPr>
+                <w:rPr>
+                  <w:rFonts w:ascii="Cambria Math" w:eastAsiaTheme="minorEastAsia" w:hAnsi="Cambria Math"/>
+                  <w:sz w:val="28"/>
+                  <w:szCs w:val="28"/>
+                </w:rPr>
+                <m:t>n</m:t>
+              </m:r>
+            </m:e>
+          </m:d>
+          <m:r>
+            <m:rPr>
+              <m:sty m:val="bi"/>
+            </m:rPr>
+            <w:rPr>
+              <w:rFonts w:ascii="Cambria Math" w:eastAsiaTheme="minorEastAsia" w:hAnsi="Cambria Math"/>
+              <w:sz w:val="28"/>
+              <w:szCs w:val="28"/>
+            </w:rPr>
+            <m:t>+O</m:t>
+          </m:r>
+          <m:d>
+            <m:dPr>
+              <m:ctrlPr>
+                <w:rPr>
+                  <w:rFonts w:ascii="Cambria Math" w:eastAsiaTheme="minorEastAsia" w:hAnsi="Cambria Math"/>
+                  <w:b/>
+                  <w:bCs/>
+                  <w:i/>
+                  <w:sz w:val="28"/>
+                  <w:szCs w:val="28"/>
+                </w:rPr>
+              </m:ctrlPr>
+            </m:dPr>
+            <m:e>
+              <m:r>
+                <m:rPr>
+                  <m:sty m:val="bi"/>
+                </m:rPr>
+                <w:rPr>
+                  <w:rFonts w:ascii="Cambria Math" w:eastAsiaTheme="minorEastAsia" w:hAnsi="Cambria Math"/>
+                  <w:sz w:val="28"/>
+                  <w:szCs w:val="28"/>
+                </w:rPr>
+                <m:t>n-1</m:t>
+              </m:r>
+            </m:e>
+          </m:d>
+          <m:r>
+            <m:rPr>
+              <m:sty m:val="bi"/>
+            </m:rPr>
+            <w:rPr>
+              <w:rFonts w:ascii="Cambria Math" w:eastAsiaTheme="minorEastAsia" w:hAnsi="Cambria Math"/>
+              <w:sz w:val="28"/>
+              <w:szCs w:val="28"/>
+            </w:rPr>
+            <m:t>……+O(</m:t>
+          </m:r>
+          <m:r>
+            <m:rPr>
+              <m:sty m:val="bi"/>
+            </m:rPr>
+            <w:rPr>
+              <w:rFonts w:ascii="Cambria Math" w:eastAsiaTheme="minorEastAsia" w:hAnsi="Cambria Math"/>
+              <w:sz w:val="28"/>
+              <w:szCs w:val="28"/>
+            </w:rPr>
+            <m:t>n-</m:t>
+          </m:r>
+          <m:d>
+            <m:dPr>
+              <m:ctrlPr>
+                <w:rPr>
+                  <w:rFonts w:ascii="Cambria Math" w:eastAsiaTheme="minorEastAsia" w:hAnsi="Cambria Math"/>
+                  <w:b/>
+                  <w:bCs/>
+                  <w:i/>
+                  <w:sz w:val="28"/>
+                  <w:szCs w:val="28"/>
+                </w:rPr>
+              </m:ctrlPr>
+            </m:dPr>
+            <m:e>
+              <m:r>
+                <m:rPr>
+                  <m:sty m:val="bi"/>
+                </m:rPr>
+                <w:rPr>
+                  <w:rFonts w:ascii="Cambria Math" w:eastAsiaTheme="minorEastAsia" w:hAnsi="Cambria Math"/>
+                  <w:sz w:val="28"/>
+                  <w:szCs w:val="28"/>
+                </w:rPr>
+                <m:t>k</m:t>
+              </m:r>
+              <m:r>
+                <m:rPr>
+                  <m:sty m:val="bi"/>
+                </m:rPr>
+                <w:rPr>
+                  <w:rFonts w:ascii="Cambria Math" w:eastAsiaTheme="minorEastAsia" w:hAnsi="Cambria Math"/>
+                  <w:sz w:val="28"/>
+                  <w:szCs w:val="28"/>
+                  <w:lang w:bidi="ar-EG"/>
+                </w:rPr>
+                <m:t>-1</m:t>
+              </m:r>
+            </m:e>
+          </m:d>
+          <m:r>
+            <m:rPr>
+              <m:sty m:val="bi"/>
+            </m:rPr>
+            <w:rPr>
+              <w:rFonts w:ascii="Cambria Math" w:eastAsiaTheme="minorEastAsia" w:hAnsi="Cambria Math"/>
+              <w:sz w:val="28"/>
+              <w:szCs w:val="28"/>
+            </w:rPr>
+            <m:t>)</m:t>
+          </m:r>
+        </m:oMath>
+      </m:oMathPara>
+    </w:p>
+    <w:p>
+      <w:pPr>
+        <w:rPr>
+          <w:rFonts w:eastAsiaTheme="minorEastAsia"/>
+          <w:b/>
+          <w:bCs/>
+          <w:i/>
+          <w:sz w:val="28"/>
+          <w:szCs w:val="28"/>
+        </w:rPr>
+      </w:pPr>
+      <m:oMathPara>
+        <m:oMath>
+          <m:r>
+            <m:rPr>
+              <m:sty m:val="bi"/>
+            </m:rPr>
+            <w:rPr>
+              <w:rFonts w:ascii="Cambria Math" w:eastAsiaTheme="minorEastAsia" w:hAnsi="Cambria Math"/>
+              <w:sz w:val="28"/>
+              <w:szCs w:val="28"/>
+            </w:rPr>
+            <m:t>T</m:t>
+          </m:r>
+          <m:d>
+            <m:dPr>
+              <m:ctrlPr>
+                <w:rPr>
+                  <w:rFonts w:ascii="Cambria Math" w:eastAsiaTheme="minorEastAsia" w:hAnsi="Cambria Math"/>
+                  <w:b/>
+                  <w:bCs/>
+                  <w:i/>
+                  <w:sz w:val="28"/>
+                  <w:szCs w:val="28"/>
+                </w:rPr>
+              </m:ctrlPr>
+            </m:dPr>
+            <m:e>
+              <m:r>
+                <m:rPr>
+                  <m:sty m:val="bi"/>
+                </m:rPr>
+                <w:rPr>
+                  <w:rFonts w:ascii="Cambria Math" w:eastAsiaTheme="minorEastAsia" w:hAnsi="Cambria Math"/>
+                  <w:sz w:val="28"/>
+                  <w:szCs w:val="28"/>
+                </w:rPr>
+                <m:t>n</m:t>
+              </m:r>
+            </m:e>
+          </m:d>
+          <m:r>
+            <m:rPr>
+              <m:sty m:val="bi"/>
+            </m:rPr>
+            <w:rPr>
+              <w:rFonts w:ascii="Cambria Math" w:eastAsiaTheme="minorEastAsia" w:hAnsi="Cambria Math"/>
+              <w:sz w:val="28"/>
+              <w:szCs w:val="28"/>
+            </w:rPr>
+            <m:t>=T</m:t>
+          </m:r>
+          <m:d>
+            <m:dPr>
+              <m:ctrlPr>
+                <w:rPr>
+                  <w:rFonts w:ascii="Cambria Math" w:eastAsiaTheme="minorEastAsia" w:hAnsi="Cambria Math"/>
+                  <w:b/>
+                  <w:bCs/>
+                  <w:i/>
+                  <w:sz w:val="28"/>
+                  <w:szCs w:val="28"/>
+                </w:rPr>
+              </m:ctrlPr>
+            </m:dPr>
+            <m:e>
+              <m:r>
+                <m:rPr>
+                  <m:sty m:val="bi"/>
+                </m:rPr>
+                <w:rPr>
+                  <w:rFonts w:ascii="Cambria Math" w:eastAsiaTheme="minorEastAsia" w:hAnsi="Cambria Math"/>
+                  <w:sz w:val="28"/>
+                  <w:szCs w:val="28"/>
+                </w:rPr>
+                <m:t>0</m:t>
+              </m:r>
+            </m:e>
+          </m:d>
+          <m:r>
+            <m:rPr>
+              <m:sty m:val="bi"/>
+            </m:rPr>
+            <w:rPr>
+              <w:rFonts w:ascii="Cambria Math" w:eastAsiaTheme="minorEastAsia" w:hAnsi="Cambria Math"/>
+              <w:sz w:val="28"/>
+              <w:szCs w:val="28"/>
+            </w:rPr>
+            <m:t>+</m:t>
+          </m:r>
+          <m:f>
+            <m:fPr>
+              <m:ctrlPr>
+                <w:rPr>
+                  <w:rFonts w:ascii="Cambria Math" w:eastAsiaTheme="minorEastAsia" w:hAnsi="Cambria Math"/>
+                  <w:b/>
+                  <w:bCs/>
+                  <w:i/>
+                  <w:sz w:val="28"/>
+                  <w:szCs w:val="28"/>
+                </w:rPr>
+              </m:ctrlPr>
+            </m:fPr>
+            <m:num>
+              <m:r>
+                <m:rPr>
+                  <m:sty m:val="bi"/>
+                </m:rPr>
+                <w:rPr>
+                  <w:rFonts w:ascii="Cambria Math" w:eastAsiaTheme="minorEastAsia" w:hAnsi="Cambria Math"/>
+                  <w:sz w:val="28"/>
+                  <w:szCs w:val="28"/>
+                </w:rPr>
+                <m:t>n</m:t>
+              </m:r>
+              <m:d>
+                <m:dPr>
+                  <m:ctrlPr>
+                    <w:rPr>
+                      <w:rFonts w:ascii="Cambria Math" w:eastAsiaTheme="minorEastAsia" w:hAnsi="Cambria Math"/>
+                      <w:b/>
+                      <w:bCs/>
+                      <w:i/>
+                      <w:sz w:val="28"/>
+                      <w:szCs w:val="28"/>
+                    </w:rPr>
+                  </m:ctrlPr>
+                </m:dPr>
+                <m:e>
+                  <m:r>
+                    <m:rPr>
+                      <m:sty m:val="bi"/>
+                    </m:rPr>
+                    <w:rPr>
+                      <w:rFonts w:ascii="Cambria Math" w:eastAsiaTheme="minorEastAsia" w:hAnsi="Cambria Math"/>
+                      <w:sz w:val="28"/>
+                      <w:szCs w:val="28"/>
+                    </w:rPr>
+                    <m:t>n+1</m:t>
+                  </m:r>
+                </m:e>
+              </m:d>
+            </m:num>
+            <m:den>
+              <m:r>
+                <m:rPr>
+                  <m:sty m:val="bi"/>
+                </m:rPr>
+                <w:rPr>
+                  <w:rFonts w:ascii="Cambria Math" w:eastAsiaTheme="minorEastAsia" w:hAnsi="Cambria Math"/>
+                  <w:sz w:val="28"/>
+                  <w:szCs w:val="28"/>
+                </w:rPr>
+                <m:t>2</m:t>
+              </m:r>
+            </m:den>
+          </m:f>
+          <m:r>
+            <m:rPr>
+              <m:sty m:val="bi"/>
+            </m:rPr>
+            <w:rPr>
+              <w:rFonts w:ascii="Cambria Math" w:eastAsiaTheme="minorEastAsia" w:hAnsi="Cambria Math"/>
+              <w:sz w:val="28"/>
+              <w:szCs w:val="28"/>
+            </w:rPr>
+            <m:t xml:space="preserve">= </m:t>
+          </m:r>
+          <m:f>
+            <m:fPr>
+              <m:ctrlPr>
+                <w:rPr>
+                  <w:rFonts w:ascii="Cambria Math" w:eastAsiaTheme="minorEastAsia" w:hAnsi="Cambria Math"/>
+                  <w:b/>
+                  <w:bCs/>
+                  <w:i/>
+                  <w:sz w:val="28"/>
+                  <w:szCs w:val="28"/>
+                </w:rPr>
+              </m:ctrlPr>
+            </m:fPr>
+            <m:num>
+              <m:r>
+                <m:rPr>
+                  <m:sty m:val="bi"/>
+                </m:rPr>
+                <w:rPr>
+                  <w:rFonts w:ascii="Cambria Math" w:eastAsiaTheme="minorEastAsia" w:hAnsi="Cambria Math"/>
+                  <w:sz w:val="28"/>
+                  <w:szCs w:val="28"/>
+                </w:rPr>
+                <m:t>n</m:t>
+              </m:r>
+              <m:d>
+                <m:dPr>
+                  <m:ctrlPr>
+                    <w:rPr>
+                      <w:rFonts w:ascii="Cambria Math" w:eastAsiaTheme="minorEastAsia" w:hAnsi="Cambria Math"/>
+                      <w:b/>
+                      <w:bCs/>
+                      <w:i/>
+                      <w:sz w:val="28"/>
+                      <w:szCs w:val="28"/>
+                    </w:rPr>
+                  </m:ctrlPr>
+                </m:dPr>
+                <m:e>
+                  <m:r>
+                    <m:rPr>
+                      <m:sty m:val="bi"/>
+                    </m:rPr>
+                    <w:rPr>
+                      <w:rFonts w:ascii="Cambria Math" w:eastAsiaTheme="minorEastAsia" w:hAnsi="Cambria Math"/>
+                      <w:sz w:val="28"/>
+                      <w:szCs w:val="28"/>
+                    </w:rPr>
+                    <m:t>n+1</m:t>
+                  </m:r>
+                </m:e>
+              </m:d>
+            </m:num>
+            <m:den>
+              <m:r>
+                <m:rPr>
+                  <m:sty m:val="bi"/>
+                </m:rPr>
+                <w:rPr>
+                  <w:rFonts w:ascii="Cambria Math" w:eastAsiaTheme="minorEastAsia" w:hAnsi="Cambria Math"/>
+                  <w:sz w:val="28"/>
+                  <w:szCs w:val="28"/>
+                </w:rPr>
+                <m:t>2</m:t>
+              </m:r>
+            </m:den>
+          </m:f>
+          <m:r>
+            <m:rPr>
+              <m:sty m:val="bi"/>
+            </m:rPr>
+            <w:rPr>
+              <w:rFonts w:ascii="Cambria Math" w:eastAsiaTheme="minorEastAsia" w:hAnsi="Cambria Math"/>
+              <w:sz w:val="28"/>
+              <w:szCs w:val="28"/>
+            </w:rPr>
+            <m:t>=θ(</m:t>
           </m:r>
           <m:sSup>
             <m:sSupPr>
@@ -2421,28 +3332,6 @@
           <w:szCs w:val="28"/>
         </w:rPr>
       </w:pPr>
-    </w:p>
-    <w:p>
-      <w:pPr>
-        <w:rPr>
-          <w:rFonts w:eastAsiaTheme="minorEastAsia"/>
-          <w:b/>
-          <w:bCs/>
-          <w:sz w:val="28"/>
-          <w:szCs w:val="28"/>
-        </w:rPr>
-      </w:pPr>
-    </w:p>
-    <w:p>
-      <w:pPr>
-        <w:rPr>
-          <w:rFonts w:eastAsiaTheme="minorEastAsia"/>
-          <w:b/>
-          <w:bCs/>
-          <w:sz w:val="28"/>
-          <w:szCs w:val="28"/>
-        </w:rPr>
-      </w:pPr>
       <w:r>
         <w:rPr>
           <w:rFonts w:eastAsiaTheme="minorEastAsia"/>
@@ -2471,70 +3360,36 @@
     </w:p>
     <w:tbl>
       <w:tblPr>
-        <w:tblW w:w="0" w:type="auto"/>
-        <w:jc w:val="center"/>
-        <w:tblCellSpacing w:w="15" w:type="dxa"/>
-        <w:tblBorders>
-          <w:top w:val="single" w:sz="4" w:space="0" w:color="auto"/>
-          <w:left w:val="single" w:sz="4" w:space="0" w:color="auto"/>
-          <w:bottom w:val="single" w:sz="4" w:space="0" w:color="auto"/>
-          <w:right w:val="single" w:sz="4" w:space="0" w:color="auto"/>
-          <w:insideH w:val="single" w:sz="4" w:space="0" w:color="auto"/>
-          <w:insideV w:val="single" w:sz="4" w:space="0" w:color="auto"/>
-        </w:tblBorders>
-        <w:tblCellMar>
-          <w:top w:w="15" w:type="dxa"/>
-          <w:left w:w="15" w:type="dxa"/>
-          <w:bottom w:w="15" w:type="dxa"/>
-          <w:right w:w="15" w:type="dxa"/>
-        </w:tblCellMar>
+        <w:tblStyle w:val="TableGrid"/>
+        <w:tblpPr w:leftFromText="180" w:rightFromText="180" w:vertAnchor="text" w:horzAnchor="margin" w:tblpXSpec="center" w:tblpY="413"/>
+        <w:tblW w:w="7011" w:type="dxa"/>
         <w:tblLook w:val="04A0" w:firstRow="1" w:lastRow="0" w:firstColumn="1" w:lastColumn="0" w:noHBand="0" w:noVBand="1"/>
       </w:tblPr>
       <w:tblGrid>
-        <w:gridCol w:w="1820"/>
-        <w:gridCol w:w="2479"/>
-        <w:gridCol w:w="2378"/>
+        <w:gridCol w:w="2337"/>
+        <w:gridCol w:w="2337"/>
+        <w:gridCol w:w="2337"/>
       </w:tblGrid>
       <w:tr>
-        <w:trPr>
-          <w:tblHeader/>
-          <w:tblCellSpacing w:w="15" w:type="dxa"/>
-          <w:jc w:val="center"/>
-        </w:trPr>
         <w:tc>
           <w:tcPr>
-            <w:tcW w:w="0" w:type="auto"/>
+            <w:tcW w:w="2337" w:type="dxa"/>
             <w:vAlign w:val="center"/>
-            <w:hideMark/>
           </w:tcPr>
           <w:p>
             <w:pPr>
-              <w:rPr>
-                <w:b/>
-                <w:bCs/>
-              </w:rPr>
-            </w:pPr>
-            <w:r>
-              <w:rPr>
-                <w:b/>
-                <w:bCs/>
-              </w:rPr>
-              <w:t>Metric</w:t>
-            </w:r>
+              <w:jc w:val="center"/>
+            </w:pPr>
           </w:p>
         </w:tc>
         <w:tc>
           <w:tcPr>
-            <w:tcW w:w="0" w:type="auto"/>
+            <w:tcW w:w="2337" w:type="dxa"/>
             <w:vAlign w:val="center"/>
-            <w:hideMark/>
           </w:tcPr>
           <w:p>
             <w:pPr>
-              <w:rPr>
-                <w:b/>
-                <w:bCs/>
-              </w:rPr>
+              <w:jc w:val="center"/>
             </w:pPr>
             <w:r>
               <w:rPr>
@@ -2547,16 +3402,12 @@
         </w:tc>
         <w:tc>
           <w:tcPr>
-            <w:tcW w:w="0" w:type="auto"/>
+            <w:tcW w:w="2337" w:type="dxa"/>
             <w:vAlign w:val="center"/>
-            <w:hideMark/>
           </w:tcPr>
           <w:p>
             <w:pPr>
-              <w:rPr>
-                <w:b/>
-                <w:bCs/>
-              </w:rPr>
+              <w:jc w:val="center"/>
             </w:pPr>
             <w:r>
               <w:rPr>
@@ -2569,15 +3420,10 @@
         </w:tc>
       </w:tr>
       <w:tr>
-        <w:trPr>
-          <w:tblCellSpacing w:w="15" w:type="dxa"/>
-          <w:jc w:val="center"/>
-        </w:trPr>
         <w:tc>
           <w:tcPr>
-            <w:tcW w:w="0" w:type="auto"/>
+            <w:tcW w:w="2337" w:type="dxa"/>
             <w:vAlign w:val="center"/>
-            <w:hideMark/>
           </w:tcPr>
           <w:p>
             <w:r>
@@ -2587,11 +3433,13 @@
         </w:tc>
         <w:tc>
           <w:tcPr>
-            <w:tcW w:w="0" w:type="auto"/>
+            <w:tcW w:w="2337" w:type="dxa"/>
             <w:vAlign w:val="center"/>
-            <w:hideMark/>
           </w:tcPr>
           <w:p>
+            <w:pPr>
+              <w:jc w:val="center"/>
+            </w:pPr>
             <m:oMathPara>
               <m:oMath>
                 <m:f>
@@ -2684,11 +3532,13 @@
         </w:tc>
         <w:tc>
           <w:tcPr>
-            <w:tcW w:w="0" w:type="auto"/>
+            <w:tcW w:w="2337" w:type="dxa"/>
             <w:vAlign w:val="center"/>
-            <w:hideMark/>
           </w:tcPr>
           <w:p>
+            <w:pPr>
+              <w:jc w:val="center"/>
+            </w:pPr>
             <m:oMathPara>
               <m:oMath>
                 <m:f>
@@ -2779,7 +3629,7 @@
                   <w:rPr>
                     <w:rFonts w:ascii="Cambria Math" w:hAnsi="Cambria Math"/>
                   </w:rPr>
-                  <m:t xml:space="preserve">n </m:t>
+                  <m:t>n</m:t>
                 </m:r>
               </m:oMath>
             </m:oMathPara>
@@ -2787,15 +3637,10 @@
         </w:tc>
       </w:tr>
       <w:tr>
-        <w:trPr>
-          <w:tblCellSpacing w:w="15" w:type="dxa"/>
-          <w:jc w:val="center"/>
-        </w:trPr>
         <w:tc>
           <w:tcPr>
-            <w:tcW w:w="0" w:type="auto"/>
+            <w:tcW w:w="2337" w:type="dxa"/>
             <w:vAlign w:val="center"/>
-            <w:hideMark/>
           </w:tcPr>
           <w:p>
             <w:r>
@@ -2805,11 +3650,13 @@
         </w:tc>
         <w:tc>
           <w:tcPr>
-            <w:tcW w:w="0" w:type="auto"/>
+            <w:tcW w:w="2337" w:type="dxa"/>
             <w:vAlign w:val="center"/>
-            <w:hideMark/>
           </w:tcPr>
           <w:p>
+            <w:pPr>
+              <w:jc w:val="center"/>
+            </w:pPr>
             <m:oMathPara>
               <m:oMath>
                 <m:r>
@@ -2856,23 +3703,19 @@
                     </m:sSup>
                   </m:e>
                 </m:d>
-                <m:r>
-                  <w:rPr>
-                    <w:rFonts w:ascii="Cambria Math" w:hAnsi="Cambria Math"/>
-                  </w:rPr>
-                  <m:t xml:space="preserve"> </m:t>
-                </m:r>
               </m:oMath>
             </m:oMathPara>
           </w:p>
         </w:tc>
         <w:tc>
           <w:tcPr>
-            <w:tcW w:w="0" w:type="auto"/>
+            <w:tcW w:w="2337" w:type="dxa"/>
             <w:vAlign w:val="center"/>
-            <w:hideMark/>
           </w:tcPr>
           <w:p>
+            <w:pPr>
+              <w:jc w:val="center"/>
+            </w:pPr>
             <m:oMathPara>
               <m:oMath>
                 <m:r>
@@ -2919,15 +3762,10 @@
         </w:tc>
       </w:tr>
       <w:tr>
-        <w:trPr>
-          <w:tblCellSpacing w:w="15" w:type="dxa"/>
-          <w:jc w:val="center"/>
-        </w:trPr>
         <w:tc>
           <w:tcPr>
-            <w:tcW w:w="0" w:type="auto"/>
+            <w:tcW w:w="2337" w:type="dxa"/>
             <w:vAlign w:val="center"/>
-            <w:hideMark/>
           </w:tcPr>
           <w:p>
             <w:r>
@@ -2937,11 +3775,13 @@
         </w:tc>
         <w:tc>
           <w:tcPr>
-            <w:tcW w:w="0" w:type="auto"/>
+            <w:tcW w:w="2337" w:type="dxa"/>
             <w:vAlign w:val="center"/>
-            <w:hideMark/>
           </w:tcPr>
           <w:p>
+            <w:pPr>
+              <w:jc w:val="center"/>
+            </w:pPr>
             <w:r>
               <w:t>Transform and conquer</w:t>
             </w:r>
@@ -2949,25 +3789,23 @@
         </w:tc>
         <w:tc>
           <w:tcPr>
-            <w:tcW w:w="0" w:type="auto"/>
+            <w:tcW w:w="2337" w:type="dxa"/>
             <w:vAlign w:val="center"/>
-            <w:hideMark/>
           </w:tcPr>
           <w:p>
-            <w:r>
-              <w:t>Brute-force</w:t>
+            <w:pPr>
+              <w:jc w:val="center"/>
+            </w:pPr>
+            <w:r>
+              <w:t>Decrease and conquer</w:t>
             </w:r>
           </w:p>
         </w:tc>
       </w:tr>
       <w:tr>
-        <w:trPr>
-          <w:tblCellSpacing w:w="15" w:type="dxa"/>
-          <w:jc w:val="center"/>
-        </w:trPr>
         <w:tc>
           <w:tcPr>
-            <w:tcW w:w="0" w:type="auto"/>
+            <w:tcW w:w="2337" w:type="dxa"/>
             <w:vAlign w:val="center"/>
           </w:tcPr>
           <w:p>
@@ -2978,10 +3816,13 @@
         </w:tc>
         <w:tc>
           <w:tcPr>
-            <w:tcW w:w="0" w:type="auto"/>
+            <w:tcW w:w="2337" w:type="dxa"/>
             <w:vAlign w:val="center"/>
           </w:tcPr>
           <w:p>
+            <w:pPr>
+              <w:jc w:val="center"/>
+            </w:pPr>
             <w:r>
               <w:t>Faster</w:t>
             </w:r>
@@ -2989,17 +3830,21 @@
         </w:tc>
         <w:tc>
           <w:tcPr>
-            <w:tcW w:w="0" w:type="auto"/>
+            <w:tcW w:w="2337" w:type="dxa"/>
             <w:vAlign w:val="center"/>
           </w:tcPr>
           <w:p>
-            <w:r>
-              <w:t xml:space="preserve">Slower (call overhead)  </w:t>
+            <w:pPr>
+              <w:jc w:val="center"/>
+            </w:pPr>
+            <w:r>
+              <w:t>Slower (call overhead)</w:t>
             </w:r>
           </w:p>
         </w:tc>
       </w:tr>
     </w:tbl>
+    <w:p/>
     <w:p/>
     <w:sectPr>
       <w:pgSz w:w="12240" w:h="15840"/>
